--- a/templates/beginner.docx
+++ b/templates/beginner.docx
@@ -13,143 +13,11 @@
       </w:pPr>
       <w:r>
         <w:rPr>
-          <w:rFonts w:hint="eastAsia"/>
           <w:b/>
-          <w:bCs w:val="0"/>
-          <w:sz w:val="24"/>
-          <w:szCs w:val="24"/>
-        </w:rPr>
-        <w:t>초급</w:t>
-      </w:r>
-      <w:r>
-        <w:rPr>
-          <w:rFonts w:hint="eastAsia"/>
-          <w:b/>
-          <w:bCs w:val="0"/>
-          <w:sz w:val="24"/>
-          <w:szCs w:val="24"/>
-        </w:rPr>
-        <w:t>1</w:t>
-      </w:r>
-      <w:r>
-        <w:rPr>
-          <w:rFonts w:hint="eastAsia"/>
-          <w:b/>
-          <w:bCs w:val="0"/>
-          <w:sz w:val="24"/>
-          <w:szCs w:val="24"/>
-        </w:rPr>
-        <w:t xml:space="preserve"> - </w:t>
-      </w:r>
-      <w:r>
-        <w:rPr>
-          <w:rFonts w:hint="eastAsia"/>
-          <w:b/>
-          <w:bCs w:val="0"/>
-          <w:sz w:val="24"/>
-          <w:szCs w:val="24"/>
-        </w:rPr>
-        <w:t>N</w:t>
-      </w:r>
-      <w:r>
-        <w:rPr>
-          <w:rFonts w:hint="eastAsia"/>
-          <w:b/>
-          <w:bCs w:val="0"/>
-          <w:sz w:val="24"/>
-          <w:szCs w:val="24"/>
-        </w:rPr>
-        <w:t>과</w:t>
-      </w:r>
-      <w:r>
-        <w:rPr>
-          <w:rFonts w:hint="eastAsia"/>
-          <w:b/>
-          <w:bCs w:val="0"/>
-          <w:sz w:val="24"/>
-          <w:szCs w:val="24"/>
-        </w:rPr>
-        <w:t xml:space="preserve"> </w:t>
-      </w:r>
-      <w:r>
-        <w:rPr>
-          <w:rFonts w:hint="eastAsia"/>
-          <w:b/>
-          <w:bCs w:val="0"/>
-          <w:sz w:val="24"/>
-          <w:szCs w:val="24"/>
-        </w:rPr>
-        <w:t>익힘책</w:t>
-      </w:r>
-      <w:r>
-        <w:rPr>
-          <w:rFonts w:hint="eastAsia"/>
-          <w:b/>
-          <w:bCs w:val="0"/>
-          <w:sz w:val="24"/>
-          <w:szCs w:val="24"/>
-        </w:rPr>
-        <w:t xml:space="preserve"> </w:t>
-      </w:r>
-      <w:r>
-        <w:rPr>
-          <w:rFonts w:hint="eastAsia"/>
-          <w:b/>
-          <w:bCs w:val="0"/>
-          <w:sz w:val="24"/>
-          <w:szCs w:val="24"/>
-        </w:rPr>
-        <w:t>듣기</w:t>
-      </w:r>
-      <w:r>
-        <w:rPr>
-          <w:rFonts w:hint="eastAsia"/>
-          <w:b/>
-          <w:bCs w:val="0"/>
-          <w:sz w:val="24"/>
-          <w:szCs w:val="24"/>
-        </w:rPr>
-        <w:t xml:space="preserve"> </w:t>
-      </w:r>
-      <w:r>
-        <w:rPr>
-          <w:rFonts w:hint="eastAsia"/>
-          <w:b/>
-          <w:bCs w:val="0"/>
-          <w:sz w:val="24"/>
-          <w:szCs w:val="24"/>
-        </w:rPr>
-        <w:t>연습</w:t>
-      </w:r>
-      <w:r>
-        <w:rPr>
-          <w:rFonts w:hint="eastAsia"/>
-          <w:b/>
-          <w:bCs w:val="0"/>
-          <w:sz w:val="24"/>
-          <w:szCs w:val="24"/>
-        </w:rPr>
-        <w:t xml:space="preserve"> </w:t>
-      </w:r>
-      <w:r>
-        <w:rPr>
-          <w:rFonts w:hint="eastAsia"/>
-          <w:b/>
-          <w:bCs w:val="0"/>
-          <w:sz w:val="24"/>
-          <w:szCs w:val="24"/>
-        </w:rPr>
-        <w:t>문제</w:t>
-      </w:r>
-      <w:r>
-        <w:rPr>
-          <w:rFonts w:hint="eastAsia"/>
-          <w:b/>
-          <w:bCs w:val="0"/>
-          <w:sz w:val="24"/>
-          <w:szCs w:val="24"/>
-        </w:rPr>
-        <w:t>2</w:t>
+          <w:sz w:val="24"/>
+          <w:szCs w:val="24"/>
+        </w:rPr>
+        <w:t>{{TITLE}}</w:t>
       </w:r>
       <w:r>
         <w:rPr>
@@ -231,6 +99,14 @@
                             </w:pPr>
                             <w:bookmarkStart w:id="0" w:name="q1"/>
                             <w:bookmarkEnd w:id="0"/>
+                            <w:r>
+                              <w:rPr>
+                                <w:rFonts w:ascii="Noto Sans KR" w:hAnsi="Noto Sans KR"/>
+                                <w:sz w:val="20"/>
+                                <w:szCs w:val="20"/>
+                              </w:rPr>
+                              <w:t>{{Q1}}</w:t>
+                            </w:r>
                           </w:p>
                         </w:txbxContent>
                       </wps:txbx>
@@ -269,6 +145,14 @@
                       </w:pPr>
                       <w:bookmarkStart w:id="1" w:name="q1"/>
                       <w:bookmarkEnd w:id="1"/>
+                      <w:r>
+                        <w:rPr>
+                          <w:rFonts w:ascii="Noto Sans KR" w:hAnsi="Noto Sans KR"/>
+                          <w:sz w:val="20"/>
+                          <w:szCs w:val="20"/>
+                        </w:rPr>
+                        <w:t>{{Q1}}</w:t>
+                      </w:r>
                     </w:p>
                   </w:txbxContent>
                 </v:textbox>
@@ -520,6 +404,14 @@
                             </w:pPr>
                             <w:bookmarkStart w:id="2" w:name="q2"/>
                             <w:bookmarkEnd w:id="2"/>
+                            <w:r>
+                              <w:rPr>
+                                <w:rFonts w:ascii="Noto Sans KR" w:hAnsi="Noto Sans KR"/>
+                                <w:sz w:val="20"/>
+                                <w:szCs w:val="20"/>
+                              </w:rPr>
+                              <w:t>{{Q2}}</w:t>
+                            </w:r>
                           </w:p>
                         </w:txbxContent>
                       </wps:txbx>
@@ -554,6 +446,14 @@
                       </w:pPr>
                       <w:bookmarkStart w:id="3" w:name="q2"/>
                       <w:bookmarkEnd w:id="3"/>
+                      <w:r>
+                        <w:rPr>
+                          <w:rFonts w:ascii="Noto Sans KR" w:hAnsi="Noto Sans KR"/>
+                          <w:sz w:val="20"/>
+                          <w:szCs w:val="20"/>
+                        </w:rPr>
+                        <w:t>{{Q2}}</w:t>
+                      </w:r>
                     </w:p>
                   </w:txbxContent>
                 </v:textbox>
@@ -867,140 +767,19 @@
     <w:p>
       <w:pPr>
         <w:rPr>
-          <w:sz w:val="20"/>
-          <w:szCs w:val="20"/>
+          <w:b/>
+          <w:sz w:val="24"/>
+          <w:szCs w:val="24"/>
         </w:rPr>
       </w:pPr>
       <w:r>
         <w:rPr>
-          <w:rFonts w:hint="eastAsia"/>
           <w:b/>
-          <w:bCs w:val="0"/>
           <w:sz w:val="24"/>
           <w:szCs w:val="24"/>
         </w:rPr>
         <w:lastRenderedPageBreak/>
-        <w:t>초급</w:t>
-      </w:r>
-      <w:r>
-        <w:rPr>
-          <w:rFonts w:hint="eastAsia"/>
-          <w:b/>
-          <w:bCs w:val="0"/>
-          <w:sz w:val="24"/>
-          <w:szCs w:val="24"/>
-        </w:rPr>
-        <w:t xml:space="preserve">1 - </w:t>
-      </w:r>
-      <w:r>
-        <w:rPr>
-          <w:rFonts w:hint="eastAsia"/>
-          <w:b/>
-          <w:bCs w:val="0"/>
-          <w:sz w:val="24"/>
-          <w:szCs w:val="24"/>
-        </w:rPr>
-        <w:t>N</w:t>
-      </w:r>
-      <w:r>
-        <w:rPr>
-          <w:rFonts w:hint="eastAsia"/>
-          <w:b/>
-          <w:bCs w:val="0"/>
-          <w:sz w:val="24"/>
-          <w:szCs w:val="24"/>
-        </w:rPr>
-        <w:t>과</w:t>
-      </w:r>
-      <w:r>
-        <w:rPr>
-          <w:rFonts w:hint="eastAsia"/>
-          <w:b/>
-          <w:bCs w:val="0"/>
-          <w:sz w:val="24"/>
-          <w:szCs w:val="24"/>
-        </w:rPr>
-        <w:t xml:space="preserve"> </w:t>
-      </w:r>
-      <w:r>
-        <w:rPr>
-          <w:rFonts w:hint="eastAsia"/>
-          <w:b/>
-          <w:bCs w:val="0"/>
-          <w:sz w:val="24"/>
-          <w:szCs w:val="24"/>
-        </w:rPr>
-        <w:t>익힘책</w:t>
-      </w:r>
-      <w:r>
-        <w:rPr>
-          <w:rFonts w:hint="eastAsia"/>
-          <w:b/>
-          <w:bCs w:val="0"/>
-          <w:sz w:val="24"/>
-          <w:szCs w:val="24"/>
-        </w:rPr>
-        <w:t xml:space="preserve"> </w:t>
-      </w:r>
-      <w:r>
-        <w:rPr>
-          <w:rFonts w:hint="eastAsia"/>
-          <w:b/>
-          <w:bCs w:val="0"/>
-          <w:sz w:val="24"/>
-          <w:szCs w:val="24"/>
-        </w:rPr>
-        <w:t>듣기</w:t>
-      </w:r>
-      <w:r>
-        <w:rPr>
-          <w:rFonts w:hint="eastAsia"/>
-          <w:b/>
-          <w:bCs w:val="0"/>
-          <w:sz w:val="24"/>
-          <w:szCs w:val="24"/>
-        </w:rPr>
-        <w:t xml:space="preserve"> </w:t>
-      </w:r>
-      <w:r>
-        <w:rPr>
-          <w:rFonts w:hint="eastAsia"/>
-          <w:b/>
-          <w:bCs w:val="0"/>
-          <w:sz w:val="24"/>
-          <w:szCs w:val="24"/>
-        </w:rPr>
-        <w:t>연습</w:t>
-      </w:r>
-      <w:r>
-        <w:rPr>
-          <w:rFonts w:hint="eastAsia"/>
-          <w:b/>
-          <w:bCs w:val="0"/>
-          <w:sz w:val="24"/>
-          <w:szCs w:val="24"/>
-        </w:rPr>
-        <w:t xml:space="preserve"> </w:t>
-      </w:r>
-      <w:r>
-        <w:rPr>
-          <w:rFonts w:hint="eastAsia"/>
-          <w:b/>
-          <w:bCs w:val="0"/>
-          <w:sz w:val="24"/>
-          <w:szCs w:val="24"/>
-        </w:rPr>
-        <w:t>문제</w:t>
-      </w:r>
-      <w:r>
-        <w:rPr>
-          <w:rFonts w:hint="eastAsia"/>
-          <w:b/>
-          <w:bCs w:val="0"/>
-          <w:sz w:val="24"/>
-          <w:szCs w:val="24"/>
-        </w:rPr>
-        <w:t>2</w:t>
+        <w:t>{{TITLE}}</w:t>
       </w:r>
     </w:p>
     <w:p>
@@ -1073,6 +852,14 @@
                             </w:pPr>
                             <w:bookmarkStart w:id="4" w:name="a1"/>
                             <w:bookmarkEnd w:id="4"/>
+                            <w:r>
+                              <w:rPr>
+                                <w:rFonts w:ascii="Noto Sans KR" w:hAnsi="Noto Sans KR"/>
+                                <w:sz w:val="20"/>
+                                <w:szCs w:val="20"/>
+                              </w:rPr>
+                              <w:t>{{A1}}</w:t>
+                            </w:r>
                           </w:p>
                         </w:txbxContent>
                       </wps:txbx>
@@ -1107,6 +894,14 @@
                       </w:pPr>
                       <w:bookmarkStart w:id="5" w:name="a1"/>
                       <w:bookmarkEnd w:id="5"/>
+                      <w:r>
+                        <w:rPr>
+                          <w:rFonts w:ascii="Noto Sans KR" w:hAnsi="Noto Sans KR"/>
+                          <w:sz w:val="20"/>
+                          <w:szCs w:val="20"/>
+                        </w:rPr>
+                        <w:t>{{A1}}</w:t>
+                      </w:r>
                     </w:p>
                   </w:txbxContent>
                 </v:textbox>
@@ -1227,6 +1022,30 @@
                             </w:pPr>
                             <w:bookmarkStart w:id="6" w:name="a2"/>
                             <w:bookmarkEnd w:id="6"/>
+                            <w:r>
+                              <w:rPr>
+                                <w:rFonts w:ascii="Noto Sans KR" w:hAnsi="Noto Sans KR"/>
+                                <w:sz w:val="20"/>
+                                <w:szCs w:val="20"/>
+                              </w:rPr>
+                              <w:t>{{A</w:t>
+                            </w:r>
+                            <w:r>
+                              <w:rPr>
+                                <w:rFonts w:ascii="Noto Sans KR" w:hAnsi="Noto Sans KR" w:hint="eastAsia"/>
+                                <w:sz w:val="20"/>
+                                <w:szCs w:val="20"/>
+                              </w:rPr>
+                              <w:t>2</w:t>
+                            </w:r>
+                            <w:r>
+                              <w:rPr>
+                                <w:rFonts w:ascii="Noto Sans KR" w:hAnsi="Noto Sans KR"/>
+                                <w:sz w:val="20"/>
+                                <w:szCs w:val="20"/>
+                              </w:rPr>
+                              <w:t>}}</w:t>
+                            </w:r>
                           </w:p>
                         </w:txbxContent>
                       </wps:txbx>
@@ -1261,6 +1080,30 @@
                       </w:pPr>
                       <w:bookmarkStart w:id="7" w:name="a2"/>
                       <w:bookmarkEnd w:id="7"/>
+                      <w:r>
+                        <w:rPr>
+                          <w:rFonts w:ascii="Noto Sans KR" w:hAnsi="Noto Sans KR"/>
+                          <w:sz w:val="20"/>
+                          <w:szCs w:val="20"/>
+                        </w:rPr>
+                        <w:t>{{A</w:t>
+                      </w:r>
+                      <w:r>
+                        <w:rPr>
+                          <w:rFonts w:ascii="Noto Sans KR" w:hAnsi="Noto Sans KR" w:hint="eastAsia"/>
+                          <w:sz w:val="20"/>
+                          <w:szCs w:val="20"/>
+                        </w:rPr>
+                        <w:t>2</w:t>
+                      </w:r>
+                      <w:r>
+                        <w:rPr>
+                          <w:rFonts w:ascii="Noto Sans KR" w:hAnsi="Noto Sans KR"/>
+                          <w:sz w:val="20"/>
+                          <w:szCs w:val="20"/>
+                        </w:rPr>
+                        <w:t>}}</w:t>
+                      </w:r>
                     </w:p>
                   </w:txbxContent>
                 </v:textbox>

--- a/templates/beginner.docx
+++ b/templates/beginner.docx
@@ -13,11 +13,12 @@
       </w:pPr>
       <w:r>
         <w:rPr>
+          <w:rFonts w:hint="eastAsia"/>
           <w:b/>
           <w:sz w:val="24"/>
           <w:szCs w:val="24"/>
         </w:rPr>
-        <w:t>{{TITLE}}</w:t>
+        <w:t>{TITLE}}</w:t>
       </w:r>
       <w:r>
         <w:rPr>
@@ -92,16 +93,14 @@
                             <w:pPr>
                               <w:spacing w:after="0"/>
                               <w:rPr>
-                                <w:rFonts w:ascii="Noto Sans KR" w:hAnsi="Noto Sans KR"/>
+                                <w:rFonts w:ascii="Noto Sans KR" w:hAnsi="Noto Sans KR" w:hint="eastAsia"/>
                                 <w:sz w:val="20"/>
                                 <w:szCs w:val="20"/>
                               </w:rPr>
                             </w:pPr>
-                            <w:bookmarkStart w:id="0" w:name="q1"/>
-                            <w:bookmarkEnd w:id="0"/>
                             <w:r>
                               <w:rPr>
-                                <w:rFonts w:ascii="Noto Sans KR" w:hAnsi="Noto Sans KR"/>
+                                <w:rFonts w:ascii="Noto Sans KR" w:hAnsi="Noto Sans KR" w:hint="eastAsia"/>
                                 <w:sz w:val="20"/>
                                 <w:szCs w:val="20"/>
                               </w:rPr>
@@ -138,16 +137,14 @@
                       <w:pPr>
                         <w:spacing w:after="0"/>
                         <w:rPr>
-                          <w:rFonts w:ascii="Noto Sans KR" w:hAnsi="Noto Sans KR"/>
+                          <w:rFonts w:ascii="Noto Sans KR" w:hAnsi="Noto Sans KR" w:hint="eastAsia"/>
                           <w:sz w:val="20"/>
                           <w:szCs w:val="20"/>
                         </w:rPr>
                       </w:pPr>
-                      <w:bookmarkStart w:id="1" w:name="q1"/>
-                      <w:bookmarkEnd w:id="1"/>
                       <w:r>
                         <w:rPr>
-                          <w:rFonts w:ascii="Noto Sans KR" w:hAnsi="Noto Sans KR"/>
+                          <w:rFonts w:ascii="Noto Sans KR" w:hAnsi="Noto Sans KR" w:hint="eastAsia"/>
                           <w:sz w:val="20"/>
                           <w:szCs w:val="20"/>
                         </w:rPr>
@@ -397,16 +394,14 @@
                             <w:pPr>
                               <w:spacing w:after="0"/>
                               <w:rPr>
-                                <w:rFonts w:ascii="Noto Sans KR" w:hAnsi="Noto Sans KR"/>
+                                <w:rFonts w:ascii="Noto Sans KR" w:hAnsi="Noto Sans KR" w:hint="eastAsia"/>
                                 <w:sz w:val="20"/>
                                 <w:szCs w:val="20"/>
                               </w:rPr>
                             </w:pPr>
-                            <w:bookmarkStart w:id="2" w:name="q2"/>
-                            <w:bookmarkEnd w:id="2"/>
                             <w:r>
                               <w:rPr>
-                                <w:rFonts w:ascii="Noto Sans KR" w:hAnsi="Noto Sans KR"/>
+                                <w:rFonts w:ascii="Noto Sans KR" w:hAnsi="Noto Sans KR" w:hint="eastAsia"/>
                                 <w:sz w:val="20"/>
                                 <w:szCs w:val="20"/>
                               </w:rPr>
@@ -439,16 +434,14 @@
                       <w:pPr>
                         <w:spacing w:after="0"/>
                         <w:rPr>
-                          <w:rFonts w:ascii="Noto Sans KR" w:hAnsi="Noto Sans KR"/>
+                          <w:rFonts w:ascii="Noto Sans KR" w:hAnsi="Noto Sans KR" w:hint="eastAsia"/>
                           <w:sz w:val="20"/>
                           <w:szCs w:val="20"/>
                         </w:rPr>
                       </w:pPr>
-                      <w:bookmarkStart w:id="3" w:name="q2"/>
-                      <w:bookmarkEnd w:id="3"/>
                       <w:r>
                         <w:rPr>
-                          <w:rFonts w:ascii="Noto Sans KR" w:hAnsi="Noto Sans KR"/>
+                          <w:rFonts w:ascii="Noto Sans KR" w:hAnsi="Noto Sans KR" w:hint="eastAsia"/>
                           <w:sz w:val="20"/>
                           <w:szCs w:val="20"/>
                         </w:rPr>
@@ -767,6 +760,7 @@
     <w:p>
       <w:pPr>
         <w:rPr>
+          <w:rFonts w:hint="eastAsia"/>
           <w:b/>
           <w:sz w:val="24"/>
           <w:szCs w:val="24"/>
@@ -774,12 +768,21 @@
       </w:pPr>
       <w:r>
         <w:rPr>
+          <w:rFonts w:hint="eastAsia"/>
           <w:b/>
           <w:sz w:val="24"/>
           <w:szCs w:val="24"/>
         </w:rPr>
         <w:lastRenderedPageBreak/>
-        <w:t>{{TITLE}}</w:t>
+        <w:t>{{TITLE</w:t>
+      </w:r>
+      <w:r>
+        <w:rPr>
+          <w:b/>
+          <w:sz w:val="24"/>
+          <w:szCs w:val="24"/>
+        </w:rPr>
+        <w:t>}}</w:t>
       </w:r>
     </w:p>
     <w:p>
@@ -845,16 +848,14 @@
                             <w:pPr>
                               <w:spacing w:after="0"/>
                               <w:rPr>
-                                <w:rFonts w:ascii="Noto Sans KR" w:hAnsi="Noto Sans KR"/>
+                                <w:rFonts w:ascii="Noto Sans KR" w:hAnsi="Noto Sans KR" w:hint="eastAsia"/>
                                 <w:sz w:val="20"/>
                                 <w:szCs w:val="20"/>
                               </w:rPr>
                             </w:pPr>
-                            <w:bookmarkStart w:id="4" w:name="a1"/>
-                            <w:bookmarkEnd w:id="4"/>
                             <w:r>
                               <w:rPr>
-                                <w:rFonts w:ascii="Noto Sans KR" w:hAnsi="Noto Sans KR"/>
+                                <w:rFonts w:ascii="Noto Sans KR" w:hAnsi="Noto Sans KR" w:hint="eastAsia"/>
                                 <w:sz w:val="20"/>
                                 <w:szCs w:val="20"/>
                               </w:rPr>
@@ -887,16 +888,14 @@
                       <w:pPr>
                         <w:spacing w:after="0"/>
                         <w:rPr>
-                          <w:rFonts w:ascii="Noto Sans KR" w:hAnsi="Noto Sans KR"/>
+                          <w:rFonts w:ascii="Noto Sans KR" w:hAnsi="Noto Sans KR" w:hint="eastAsia"/>
                           <w:sz w:val="20"/>
                           <w:szCs w:val="20"/>
                         </w:rPr>
                       </w:pPr>
-                      <w:bookmarkStart w:id="5" w:name="a1"/>
-                      <w:bookmarkEnd w:id="5"/>
                       <w:r>
                         <w:rPr>
-                          <w:rFonts w:ascii="Noto Sans KR" w:hAnsi="Noto Sans KR"/>
+                          <w:rFonts w:ascii="Noto Sans KR" w:hAnsi="Noto Sans KR" w:hint="eastAsia"/>
                           <w:sz w:val="20"/>
                           <w:szCs w:val="20"/>
                         </w:rPr>
@@ -1015,36 +1014,18 @@
                             <w:pPr>
                               <w:spacing w:after="0"/>
                               <w:rPr>
-                                <w:rFonts w:ascii="Noto Sans KR" w:hAnsi="Noto Sans KR"/>
+                                <w:rFonts w:ascii="Noto Sans KR" w:hAnsi="Noto Sans KR" w:hint="eastAsia"/>
                                 <w:sz w:val="20"/>
                                 <w:szCs w:val="20"/>
                               </w:rPr>
                             </w:pPr>
-                            <w:bookmarkStart w:id="6" w:name="a2"/>
-                            <w:bookmarkEnd w:id="6"/>
-                            <w:r>
-                              <w:rPr>
-                                <w:rFonts w:ascii="Noto Sans KR" w:hAnsi="Noto Sans KR"/>
-                                <w:sz w:val="20"/>
-                                <w:szCs w:val="20"/>
-                              </w:rPr>
-                              <w:t>{{A</w:t>
-                            </w:r>
                             <w:r>
                               <w:rPr>
                                 <w:rFonts w:ascii="Noto Sans KR" w:hAnsi="Noto Sans KR" w:hint="eastAsia"/>
                                 <w:sz w:val="20"/>
                                 <w:szCs w:val="20"/>
                               </w:rPr>
-                              <w:t>2</w:t>
-                            </w:r>
-                            <w:r>
-                              <w:rPr>
-                                <w:rFonts w:ascii="Noto Sans KR" w:hAnsi="Noto Sans KR"/>
-                                <w:sz w:val="20"/>
-                                <w:szCs w:val="20"/>
-                              </w:rPr>
-                              <w:t>}}</w:t>
+                              <w:t>{{A2}}</w:t>
                             </w:r>
                           </w:p>
                         </w:txbxContent>
@@ -1073,36 +1054,18 @@
                       <w:pPr>
                         <w:spacing w:after="0"/>
                         <w:rPr>
-                          <w:rFonts w:ascii="Noto Sans KR" w:hAnsi="Noto Sans KR"/>
+                          <w:rFonts w:ascii="Noto Sans KR" w:hAnsi="Noto Sans KR" w:hint="eastAsia"/>
                           <w:sz w:val="20"/>
                           <w:szCs w:val="20"/>
                         </w:rPr>
                       </w:pPr>
-                      <w:bookmarkStart w:id="7" w:name="a2"/>
-                      <w:bookmarkEnd w:id="7"/>
-                      <w:r>
-                        <w:rPr>
-                          <w:rFonts w:ascii="Noto Sans KR" w:hAnsi="Noto Sans KR"/>
-                          <w:sz w:val="20"/>
-                          <w:szCs w:val="20"/>
-                        </w:rPr>
-                        <w:t>{{A</w:t>
-                      </w:r>
                       <w:r>
                         <w:rPr>
                           <w:rFonts w:ascii="Noto Sans KR" w:hAnsi="Noto Sans KR" w:hint="eastAsia"/>
                           <w:sz w:val="20"/>
                           <w:szCs w:val="20"/>
                         </w:rPr>
-                        <w:t>2</w:t>
-                      </w:r>
-                      <w:r>
-                        <w:rPr>
-                          <w:rFonts w:ascii="Noto Sans KR" w:hAnsi="Noto Sans KR"/>
-                          <w:sz w:val="20"/>
-                          <w:szCs w:val="20"/>
-                        </w:rPr>
-                        <w:t>}}</w:t>
+                        <w:t>{{A2}}</w:t>
                       </w:r>
                     </w:p>
                   </w:txbxContent>

--- a/templates/beginner.docx
+++ b/templates/beginner.docx
@@ -13,12 +13,11 @@
       </w:pPr>
       <w:r>
         <w:rPr>
-          <w:rFonts w:hint="eastAsia"/>
           <w:b/>
           <w:sz w:val="24"/>
           <w:szCs w:val="24"/>
         </w:rPr>
-        <w:t>{TITLE}}</w:t>
+        <w:t>{{TITLE}}</w:t>
       </w:r>
       <w:r>
         <w:rPr>
@@ -39,128 +38,6 @@
       </w:pPr>
       <w:r>
         <w:rPr>
-          <w:noProof/>
-          <w:sz w:val="24"/>
-          <w:szCs w:val="24"/>
-        </w:rPr>
-        <mc:AlternateContent>
-          <mc:Choice Requires="wps">
-            <w:drawing>
-              <wp:anchor distT="45720" distB="45720" distL="114300" distR="114300" simplePos="0" relativeHeight="251659264" behindDoc="0" locked="0" layoutInCell="1" allowOverlap="1" wp14:anchorId="0AE80657" wp14:editId="3B55908B">
-                <wp:simplePos x="0" y="0"/>
-                <wp:positionH relativeFrom="margin">
-                  <wp:align>right</wp:align>
-                </wp:positionH>
-                <wp:positionV relativeFrom="paragraph">
-                  <wp:posOffset>434779</wp:posOffset>
-                </wp:positionV>
-                <wp:extent cx="6826250" cy="3150870"/>
-                <wp:effectExtent l="0" t="0" r="12700" b="11430"/>
-                <wp:wrapSquare wrapText="bothSides"/>
-                <wp:docPr id="217" name="텍스트 상자 2"/>
-                <wp:cNvGraphicFramePr>
-                  <a:graphicFrameLocks xmlns:a="http://schemas.openxmlformats.org/drawingml/2006/main"/>
-                </wp:cNvGraphicFramePr>
-                <a:graphic xmlns:a="http://schemas.openxmlformats.org/drawingml/2006/main">
-                  <a:graphicData uri="http://schemas.microsoft.com/office/word/2010/wordprocessingShape">
-                    <wps:wsp>
-                      <wps:cNvSpPr txBox="1">
-                        <a:spLocks noChangeArrowheads="1"/>
-                      </wps:cNvSpPr>
-                      <wps:spPr bwMode="auto">
-                        <a:xfrm>
-                          <a:off x="0" y="0"/>
-                          <a:ext cx="6826250" cy="3151163"/>
-                        </a:xfrm>
-                        <a:prstGeom prst="rect">
-                          <a:avLst/>
-                        </a:prstGeom>
-                        <a:solidFill>
-                          <a:srgbClr val="FFFFFF"/>
-                        </a:solidFill>
-                        <a:ln w="9525">
-                          <a:solidFill>
-                            <a:srgbClr val="000000"/>
-                          </a:solidFill>
-                          <a:miter lim="800000"/>
-                          <a:headEnd/>
-                          <a:tailEnd/>
-                        </a:ln>
-                      </wps:spPr>
-                      <wps:txbx>
-                        <w:txbxContent>
-                          <w:p>
-                            <w:pPr>
-                              <w:spacing w:after="0"/>
-                              <w:rPr>
-                                <w:rFonts w:ascii="Noto Sans KR" w:hAnsi="Noto Sans KR" w:hint="eastAsia"/>
-                                <w:sz w:val="20"/>
-                                <w:szCs w:val="20"/>
-                              </w:rPr>
-                            </w:pPr>
-                            <w:r>
-                              <w:rPr>
-                                <w:rFonts w:ascii="Noto Sans KR" w:hAnsi="Noto Sans KR" w:hint="eastAsia"/>
-                                <w:sz w:val="20"/>
-                                <w:szCs w:val="20"/>
-                              </w:rPr>
-                              <w:t>{{Q1}}</w:t>
-                            </w:r>
-                          </w:p>
-                        </w:txbxContent>
-                      </wps:txbx>
-                      <wps:bodyPr rot="0" vert="horz" wrap="square" lIns="91440" tIns="45720" rIns="91440" bIns="45720" anchor="t" anchorCtr="0">
-                        <a:noAutofit/>
-                      </wps:bodyPr>
-                    </wps:wsp>
-                  </a:graphicData>
-                </a:graphic>
-                <wp14:sizeRelH relativeFrom="margin">
-                  <wp14:pctWidth>0</wp14:pctWidth>
-                </wp14:sizeRelH>
-                <wp14:sizeRelV relativeFrom="margin">
-                  <wp14:pctHeight>0</wp14:pctHeight>
-                </wp14:sizeRelV>
-              </wp:anchor>
-            </w:drawing>
-          </mc:Choice>
-          <mc:Fallback>
-            <w:pict>
-              <v:shapetype w14:anchorId="0AE80657" id="_x0000_t202" coordsize="21600,21600" o:spt="202" path="m,l,21600r21600,l21600,xe">
-                <v:stroke joinstyle="miter"/>
-                <v:path gradientshapeok="t" o:connecttype="rect"/>
-              </v:shapetype>
-              <v:shape id="텍스트 상자 2" o:spid="_x0000_s1026" type="#_x0000_t202" style="position:absolute;margin-left:486.3pt;margin-top:34.25pt;width:537.5pt;height:248.1pt;z-index:251659264;visibility:visible;mso-wrap-style:square;mso-width-percent:0;mso-height-percent:0;mso-wrap-distance-left:9pt;mso-wrap-distance-top:3.6pt;mso-wrap-distance-right:9pt;mso-wrap-distance-bottom:3.6pt;mso-position-horizontal:right;mso-position-horizontal-relative:margin;mso-position-vertical:absolute;mso-position-vertical-relative:text;mso-width-percent:0;mso-height-percent:0;mso-width-relative:margin;mso-height-relative:margin;v-text-anchor:top" o:gfxdata="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">
-                <v:textbox>
-                  <w:txbxContent>
-                    <w:p>
-                      <w:pPr>
-                        <w:spacing w:after="0"/>
-                        <w:rPr>
-                          <w:rFonts w:ascii="Noto Sans KR" w:hAnsi="Noto Sans KR" w:hint="eastAsia"/>
-                          <w:sz w:val="20"/>
-                          <w:szCs w:val="20"/>
-                        </w:rPr>
-                      </w:pPr>
-                      <w:r>
-                        <w:rPr>
-                          <w:rFonts w:ascii="Noto Sans KR" w:hAnsi="Noto Sans KR" w:hint="eastAsia"/>
-                          <w:sz w:val="20"/>
-                          <w:szCs w:val="20"/>
-                        </w:rPr>
-                        <w:t>{{Q1}}</w:t>
-                      </w:r>
-                    </w:p>
-                  </w:txbxContent>
-                </v:textbox>
-                <w10:wrap type="square" anchorx="margin"/>
-              </v:shape>
-            </w:pict>
-          </mc:Fallback>
-        </mc:AlternateContent>
-      </w:r>
-      <w:r>
-        <w:rPr>
           <w:rFonts w:hint="eastAsia"/>
           <w:sz w:val="24"/>
           <w:szCs w:val="24"/>
@@ -318,6 +195,44 @@
         <w:t>。</w:t>
       </w:r>
     </w:p>
+    <w:tbl>
+      <w:tblPr>
+        <w:tblStyle w:val="ac"/>
+        <w:tblW w:w="0" w:type="auto"/>
+        <w:tblLook w:val="04A0" w:firstRow="1" w:lastRow="0" w:firstColumn="1" w:lastColumn="0" w:noHBand="0" w:noVBand="1"/>
+      </w:tblPr>
+      <w:tblGrid>
+        <w:gridCol w:w="10752"/>
+      </w:tblGrid>
+      <w:tr>
+        <w:tc>
+          <w:tcPr>
+            <w:tcW w:w="10762" w:type="dxa"/>
+            <w:tcBorders>
+              <w:top w:val="single" w:sz="8" w:space="0" w:color="auto"/>
+              <w:left w:val="single" w:sz="8" w:space="0" w:color="auto"/>
+              <w:bottom w:val="single" w:sz="8" w:space="0" w:color="auto"/>
+              <w:right w:val="single" w:sz="8" w:space="0" w:color="auto"/>
+            </w:tcBorders>
+          </w:tcPr>
+          <w:p>
+            <w:pPr>
+              <w:rPr>
+                <w:sz w:val="20"/>
+                <w:szCs w:val="20"/>
+              </w:rPr>
+            </w:pPr>
+            <w:r>
+              <w:rPr>
+                <w:sz w:val="20"/>
+                <w:szCs w:val="20"/>
+              </w:rPr>
+              <w:t>{{Q1}}</w:t>
+            </w:r>
+          </w:p>
+        </w:tc>
+      </w:tr>
+    </w:tbl>
     <w:p/>
     <w:p/>
     <w:p>
@@ -340,124 +255,6 @@
       </w:pPr>
       <w:r>
         <w:rPr>
-          <w:noProof/>
-          <w:sz w:val="24"/>
-          <w:szCs w:val="24"/>
-        </w:rPr>
-        <mc:AlternateContent>
-          <mc:Choice Requires="wps">
-            <w:drawing>
-              <wp:anchor distT="45720" distB="45720" distL="114300" distR="114300" simplePos="0" relativeHeight="251661312" behindDoc="0" locked="0" layoutInCell="1" allowOverlap="1" wp14:anchorId="7C8E32B3" wp14:editId="36A60751">
-                <wp:simplePos x="0" y="0"/>
-                <wp:positionH relativeFrom="margin">
-                  <wp:align>right</wp:align>
-                </wp:positionH>
-                <wp:positionV relativeFrom="paragraph">
-                  <wp:posOffset>702945</wp:posOffset>
-                </wp:positionV>
-                <wp:extent cx="6826250" cy="2926080"/>
-                <wp:effectExtent l="0" t="0" r="12700" b="26670"/>
-                <wp:wrapSquare wrapText="bothSides"/>
-                <wp:docPr id="1148128049" name="텍스트 상자 2"/>
-                <wp:cNvGraphicFramePr>
-                  <a:graphicFrameLocks xmlns:a="http://schemas.openxmlformats.org/drawingml/2006/main"/>
-                </wp:cNvGraphicFramePr>
-                <a:graphic xmlns:a="http://schemas.openxmlformats.org/drawingml/2006/main">
-                  <a:graphicData uri="http://schemas.microsoft.com/office/word/2010/wordprocessingShape">
-                    <wps:wsp>
-                      <wps:cNvSpPr txBox="1">
-                        <a:spLocks noChangeArrowheads="1"/>
-                      </wps:cNvSpPr>
-                      <wps:spPr bwMode="auto">
-                        <a:xfrm>
-                          <a:off x="0" y="0"/>
-                          <a:ext cx="6826250" cy="2926080"/>
-                        </a:xfrm>
-                        <a:prstGeom prst="rect">
-                          <a:avLst/>
-                        </a:prstGeom>
-                        <a:solidFill>
-                          <a:srgbClr val="FFFFFF"/>
-                        </a:solidFill>
-                        <a:ln w="9525">
-                          <a:solidFill>
-                            <a:srgbClr val="000000"/>
-                          </a:solidFill>
-                          <a:miter lim="800000"/>
-                          <a:headEnd/>
-                          <a:tailEnd/>
-                        </a:ln>
-                      </wps:spPr>
-                      <wps:txbx>
-                        <w:txbxContent>
-                          <w:p>
-                            <w:pPr>
-                              <w:spacing w:after="0"/>
-                              <w:rPr>
-                                <w:rFonts w:ascii="Noto Sans KR" w:hAnsi="Noto Sans KR" w:hint="eastAsia"/>
-                                <w:sz w:val="20"/>
-                                <w:szCs w:val="20"/>
-                              </w:rPr>
-                            </w:pPr>
-                            <w:r>
-                              <w:rPr>
-                                <w:rFonts w:ascii="Noto Sans KR" w:hAnsi="Noto Sans KR" w:hint="eastAsia"/>
-                                <w:sz w:val="20"/>
-                                <w:szCs w:val="20"/>
-                              </w:rPr>
-                              <w:t>{{Q2}}</w:t>
-                            </w:r>
-                          </w:p>
-                        </w:txbxContent>
-                      </wps:txbx>
-                      <wps:bodyPr rot="0" vert="horz" wrap="square" lIns="91440" tIns="45720" rIns="91440" bIns="45720" anchor="t" anchorCtr="0">
-                        <a:noAutofit/>
-                      </wps:bodyPr>
-                    </wps:wsp>
-                  </a:graphicData>
-                </a:graphic>
-                <wp14:sizeRelH relativeFrom="margin">
-                  <wp14:pctWidth>0</wp14:pctWidth>
-                </wp14:sizeRelH>
-                <wp14:sizeRelV relativeFrom="margin">
-                  <wp14:pctHeight>0</wp14:pctHeight>
-                </wp14:sizeRelV>
-              </wp:anchor>
-            </w:drawing>
-          </mc:Choice>
-          <mc:Fallback>
-            <w:pict>
-              <v:shape w14:anchorId="7C8E32B3" id="_x0000_s1027" type="#_x0000_t202" style="position:absolute;left:0;text-align:left;margin-left:486.3pt;margin-top:55.35pt;width:537.5pt;height:230.4pt;z-index:251661312;visibility:visible;mso-wrap-style:square;mso-width-percent:0;mso-height-percent:0;mso-wrap-distance-left:9pt;mso-wrap-distance-top:3.6pt;mso-wrap-distance-right:9pt;mso-wrap-distance-bottom:3.6pt;mso-position-horizontal:right;mso-position-horizontal-relative:margin;mso-position-vertical:absolute;mso-position-vertical-relative:text;mso-width-percent:0;mso-height-percent:0;mso-width-relative:margin;mso-height-relative:margin;v-text-anchor:top" o:gfxdata="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">
-                <v:textbox>
-                  <w:txbxContent>
-                    <w:p>
-                      <w:pPr>
-                        <w:spacing w:after="0"/>
-                        <w:rPr>
-                          <w:rFonts w:ascii="Noto Sans KR" w:hAnsi="Noto Sans KR" w:hint="eastAsia"/>
-                          <w:sz w:val="20"/>
-                          <w:szCs w:val="20"/>
-                        </w:rPr>
-                      </w:pPr>
-                      <w:r>
-                        <w:rPr>
-                          <w:rFonts w:ascii="Noto Sans KR" w:hAnsi="Noto Sans KR" w:hint="eastAsia"/>
-                          <w:sz w:val="20"/>
-                          <w:szCs w:val="20"/>
-                        </w:rPr>
-                        <w:t>{{Q2}}</w:t>
-                      </w:r>
-                    </w:p>
-                  </w:txbxContent>
-                </v:textbox>
-                <w10:wrap type="square" anchorx="margin"/>
-              </v:shape>
-            </w:pict>
-          </mc:Fallback>
-        </mc:AlternateContent>
-      </w:r>
-      <w:r>
-        <w:rPr>
           <w:rFonts w:hint="eastAsia"/>
           <w:sz w:val="24"/>
           <w:szCs w:val="24"/>
@@ -728,6 +525,62 @@
         <w:t>。</w:t>
       </w:r>
     </w:p>
+    <w:tbl>
+      <w:tblPr>
+        <w:tblStyle w:val="ac"/>
+        <w:tblW w:w="0" w:type="auto"/>
+        <w:tblLook w:val="04A0" w:firstRow="1" w:lastRow="0" w:firstColumn="1" w:lastColumn="0" w:noHBand="0" w:noVBand="1"/>
+      </w:tblPr>
+      <w:tblGrid>
+        <w:gridCol w:w="10752"/>
+      </w:tblGrid>
+      <w:tr>
+        <w:tc>
+          <w:tcPr>
+            <w:tcW w:w="10762" w:type="dxa"/>
+            <w:tcBorders>
+              <w:top w:val="single" w:sz="8" w:space="0" w:color="auto"/>
+              <w:left w:val="single" w:sz="8" w:space="0" w:color="auto"/>
+              <w:bottom w:val="single" w:sz="8" w:space="0" w:color="auto"/>
+              <w:right w:val="single" w:sz="8" w:space="0" w:color="auto"/>
+            </w:tcBorders>
+          </w:tcPr>
+          <w:p>
+            <w:pPr>
+              <w:rPr>
+                <w:sz w:val="20"/>
+                <w:szCs w:val="20"/>
+                <w:lang w:eastAsia="zh-CN"/>
+              </w:rPr>
+            </w:pPr>
+            <w:r>
+              <w:rPr>
+                <w:sz w:val="20"/>
+                <w:szCs w:val="20"/>
+                <w:lang w:eastAsia="zh-CN"/>
+              </w:rPr>
+              <w:t>{{Q</w:t>
+            </w:r>
+            <w:r>
+              <w:rPr>
+                <w:rFonts w:hint="eastAsia"/>
+                <w:sz w:val="20"/>
+                <w:szCs w:val="20"/>
+              </w:rPr>
+              <w:t>2</w:t>
+            </w:r>
+            <w:r>
+              <w:rPr>
+                <w:sz w:val="20"/>
+                <w:szCs w:val="20"/>
+                <w:lang w:eastAsia="zh-CN"/>
+              </w:rPr>
+              <w:t>}}</w:t>
+            </w:r>
+          </w:p>
+        </w:tc>
+      </w:tr>
+    </w:tbl>
     <w:p>
       <w:pPr>
         <w:rPr>
@@ -760,20 +613,18 @@
     <w:p>
       <w:pPr>
         <w:rPr>
+          <w:b/>
+          <w:sz w:val="24"/>
+          <w:szCs w:val="24"/>
+        </w:rPr>
+      </w:pPr>
+      <w:r>
+        <w:rPr>
           <w:rFonts w:hint="eastAsia"/>
           <w:b/>
           <w:sz w:val="24"/>
           <w:szCs w:val="24"/>
         </w:rPr>
-      </w:pPr>
-      <w:r>
-        <w:rPr>
-          <w:rFonts w:hint="eastAsia"/>
-          <w:b/>
-          <w:sz w:val="24"/>
-          <w:szCs w:val="24"/>
-        </w:rPr>
-        <w:lastRenderedPageBreak/>
         <w:t>{{TITLE</w:t>
       </w:r>
       <w:r>
@@ -794,124 +645,6 @@
       </w:pPr>
       <w:r>
         <w:rPr>
-          <w:noProof/>
-          <w:sz w:val="24"/>
-          <w:szCs w:val="24"/>
-        </w:rPr>
-        <mc:AlternateContent>
-          <mc:Choice Requires="wps">
-            <w:drawing>
-              <wp:anchor distT="45720" distB="45720" distL="114300" distR="114300" simplePos="0" relativeHeight="251663360" behindDoc="0" locked="0" layoutInCell="1" allowOverlap="1" wp14:anchorId="77DF8C01" wp14:editId="560AFDFE">
-                <wp:simplePos x="0" y="0"/>
-                <wp:positionH relativeFrom="margin">
-                  <wp:posOffset>0</wp:posOffset>
-                </wp:positionH>
-                <wp:positionV relativeFrom="paragraph">
-                  <wp:posOffset>368935</wp:posOffset>
-                </wp:positionV>
-                <wp:extent cx="6826250" cy="3150870"/>
-                <wp:effectExtent l="0" t="0" r="12700" b="11430"/>
-                <wp:wrapSquare wrapText="bothSides"/>
-                <wp:docPr id="497830244" name="텍스트 상자 2"/>
-                <wp:cNvGraphicFramePr>
-                  <a:graphicFrameLocks xmlns:a="http://schemas.openxmlformats.org/drawingml/2006/main"/>
-                </wp:cNvGraphicFramePr>
-                <a:graphic xmlns:a="http://schemas.openxmlformats.org/drawingml/2006/main">
-                  <a:graphicData uri="http://schemas.microsoft.com/office/word/2010/wordprocessingShape">
-                    <wps:wsp>
-                      <wps:cNvSpPr txBox="1">
-                        <a:spLocks noChangeArrowheads="1"/>
-                      </wps:cNvSpPr>
-                      <wps:spPr bwMode="auto">
-                        <a:xfrm>
-                          <a:off x="0" y="0"/>
-                          <a:ext cx="6826250" cy="3151163"/>
-                        </a:xfrm>
-                        <a:prstGeom prst="rect">
-                          <a:avLst/>
-                        </a:prstGeom>
-                        <a:solidFill>
-                          <a:srgbClr val="FFFFFF"/>
-                        </a:solidFill>
-                        <a:ln w="9525">
-                          <a:solidFill>
-                            <a:srgbClr val="000000"/>
-                          </a:solidFill>
-                          <a:miter lim="800000"/>
-                          <a:headEnd/>
-                          <a:tailEnd/>
-                        </a:ln>
-                      </wps:spPr>
-                      <wps:txbx>
-                        <w:txbxContent>
-                          <w:p>
-                            <w:pPr>
-                              <w:spacing w:after="0"/>
-                              <w:rPr>
-                                <w:rFonts w:ascii="Noto Sans KR" w:hAnsi="Noto Sans KR" w:hint="eastAsia"/>
-                                <w:sz w:val="20"/>
-                                <w:szCs w:val="20"/>
-                              </w:rPr>
-                            </w:pPr>
-                            <w:r>
-                              <w:rPr>
-                                <w:rFonts w:ascii="Noto Sans KR" w:hAnsi="Noto Sans KR" w:hint="eastAsia"/>
-                                <w:sz w:val="20"/>
-                                <w:szCs w:val="20"/>
-                              </w:rPr>
-                              <w:t>{{A1}}</w:t>
-                            </w:r>
-                          </w:p>
-                        </w:txbxContent>
-                      </wps:txbx>
-                      <wps:bodyPr rot="0" vert="horz" wrap="square" lIns="91440" tIns="45720" rIns="91440" bIns="45720" anchor="t" anchorCtr="0">
-                        <a:noAutofit/>
-                      </wps:bodyPr>
-                    </wps:wsp>
-                  </a:graphicData>
-                </a:graphic>
-                <wp14:sizeRelH relativeFrom="margin">
-                  <wp14:pctWidth>0</wp14:pctWidth>
-                </wp14:sizeRelH>
-                <wp14:sizeRelV relativeFrom="margin">
-                  <wp14:pctHeight>0</wp14:pctHeight>
-                </wp14:sizeRelV>
-              </wp:anchor>
-            </w:drawing>
-          </mc:Choice>
-          <mc:Fallback>
-            <w:pict>
-              <v:shape w14:anchorId="77DF8C01" id="_x0000_s1028" type="#_x0000_t202" style="position:absolute;margin-left:0;margin-top:29.05pt;width:537.5pt;height:248.1pt;z-index:251663360;visibility:visible;mso-wrap-style:square;mso-width-percent:0;mso-height-percent:0;mso-wrap-distance-left:9pt;mso-wrap-distance-top:3.6pt;mso-wrap-distance-right:9pt;mso-wrap-distance-bottom:3.6pt;mso-position-horizontal:absolute;mso-position-horizontal-relative:margin;mso-position-vertical:absolute;mso-position-vertical-relative:text;mso-width-percent:0;mso-height-percent:0;mso-width-relative:margin;mso-height-relative:margin;v-text-anchor:top" o:gfxdata="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">
-                <v:textbox>
-                  <w:txbxContent>
-                    <w:p>
-                      <w:pPr>
-                        <w:spacing w:after="0"/>
-                        <w:rPr>
-                          <w:rFonts w:ascii="Noto Sans KR" w:hAnsi="Noto Sans KR" w:hint="eastAsia"/>
-                          <w:sz w:val="20"/>
-                          <w:szCs w:val="20"/>
-                        </w:rPr>
-                      </w:pPr>
-                      <w:r>
-                        <w:rPr>
-                          <w:rFonts w:ascii="Noto Sans KR" w:hAnsi="Noto Sans KR" w:hint="eastAsia"/>
-                          <w:sz w:val="20"/>
-                          <w:szCs w:val="20"/>
-                        </w:rPr>
-                        <w:t>{{A1}}</w:t>
-                      </w:r>
-                    </w:p>
-                  </w:txbxContent>
-                </v:textbox>
-                <w10:wrap type="square" anchorx="margin"/>
-              </v:shape>
-            </w:pict>
-          </mc:Fallback>
-        </mc:AlternateContent>
-      </w:r>
-      <w:r>
-        <w:rPr>
           <w:rFonts w:hint="eastAsia"/>
           <w:sz w:val="20"/>
           <w:szCs w:val="20"/>
@@ -943,6 +676,59 @@
         <w:t>답</w:t>
       </w:r>
     </w:p>
+    <w:tbl>
+      <w:tblPr>
+        <w:tblStyle w:val="ac"/>
+        <w:tblW w:w="0" w:type="auto"/>
+        <w:tblLook w:val="04A0" w:firstRow="1" w:lastRow="0" w:firstColumn="1" w:lastColumn="0" w:noHBand="0" w:noVBand="1"/>
+      </w:tblPr>
+      <w:tblGrid>
+        <w:gridCol w:w="10752"/>
+      </w:tblGrid>
+      <w:tr>
+        <w:tc>
+          <w:tcPr>
+            <w:tcW w:w="10762" w:type="dxa"/>
+            <w:tcBorders>
+              <w:top w:val="single" w:sz="8" w:space="0" w:color="auto"/>
+              <w:left w:val="single" w:sz="8" w:space="0" w:color="auto"/>
+              <w:bottom w:val="single" w:sz="8" w:space="0" w:color="auto"/>
+              <w:right w:val="single" w:sz="8" w:space="0" w:color="auto"/>
+            </w:tcBorders>
+          </w:tcPr>
+          <w:p>
+            <w:pPr>
+              <w:rPr>
+                <w:sz w:val="20"/>
+                <w:szCs w:val="20"/>
+              </w:rPr>
+            </w:pPr>
+            <w:r>
+              <w:rPr>
+                <w:sz w:val="20"/>
+                <w:szCs w:val="20"/>
+              </w:rPr>
+              <w:t>{{</w:t>
+            </w:r>
+            <w:r>
+              <w:rPr>
+                <w:rFonts w:hint="eastAsia"/>
+                <w:sz w:val="20"/>
+                <w:szCs w:val="20"/>
+              </w:rPr>
+              <w:t>A</w:t>
+            </w:r>
+            <w:r>
+              <w:rPr>
+                <w:sz w:val="20"/>
+                <w:szCs w:val="20"/>
+              </w:rPr>
+              <w:t>1}}</w:t>
+            </w:r>
+          </w:p>
+        </w:tc>
+      </w:tr>
+    </w:tbl>
     <w:p>
       <w:pPr>
         <w:rPr>
@@ -960,124 +746,6 @@
       </w:pPr>
       <w:r>
         <w:rPr>
-          <w:noProof/>
-          <w:sz w:val="24"/>
-          <w:szCs w:val="24"/>
-        </w:rPr>
-        <mc:AlternateContent>
-          <mc:Choice Requires="wps">
-            <w:drawing>
-              <wp:anchor distT="45720" distB="45720" distL="114300" distR="114300" simplePos="0" relativeHeight="251665408" behindDoc="0" locked="0" layoutInCell="1" allowOverlap="1" wp14:anchorId="136DAEF7" wp14:editId="71DDE749">
-                <wp:simplePos x="0" y="0"/>
-                <wp:positionH relativeFrom="margin">
-                  <wp:posOffset>0</wp:posOffset>
-                </wp:positionH>
-                <wp:positionV relativeFrom="paragraph">
-                  <wp:posOffset>361315</wp:posOffset>
-                </wp:positionV>
-                <wp:extent cx="6826250" cy="3150870"/>
-                <wp:effectExtent l="0" t="0" r="12700" b="11430"/>
-                <wp:wrapSquare wrapText="bothSides"/>
-                <wp:docPr id="701247353" name="텍스트 상자 2"/>
-                <wp:cNvGraphicFramePr>
-                  <a:graphicFrameLocks xmlns:a="http://schemas.openxmlformats.org/drawingml/2006/main"/>
-                </wp:cNvGraphicFramePr>
-                <a:graphic xmlns:a="http://schemas.openxmlformats.org/drawingml/2006/main">
-                  <a:graphicData uri="http://schemas.microsoft.com/office/word/2010/wordprocessingShape">
-                    <wps:wsp>
-                      <wps:cNvSpPr txBox="1">
-                        <a:spLocks noChangeArrowheads="1"/>
-                      </wps:cNvSpPr>
-                      <wps:spPr bwMode="auto">
-                        <a:xfrm>
-                          <a:off x="0" y="0"/>
-                          <a:ext cx="6826250" cy="3151163"/>
-                        </a:xfrm>
-                        <a:prstGeom prst="rect">
-                          <a:avLst/>
-                        </a:prstGeom>
-                        <a:solidFill>
-                          <a:srgbClr val="FFFFFF"/>
-                        </a:solidFill>
-                        <a:ln w="9525">
-                          <a:solidFill>
-                            <a:srgbClr val="000000"/>
-                          </a:solidFill>
-                          <a:miter lim="800000"/>
-                          <a:headEnd/>
-                          <a:tailEnd/>
-                        </a:ln>
-                      </wps:spPr>
-                      <wps:txbx>
-                        <w:txbxContent>
-                          <w:p>
-                            <w:pPr>
-                              <w:spacing w:after="0"/>
-                              <w:rPr>
-                                <w:rFonts w:ascii="Noto Sans KR" w:hAnsi="Noto Sans KR" w:hint="eastAsia"/>
-                                <w:sz w:val="20"/>
-                                <w:szCs w:val="20"/>
-                              </w:rPr>
-                            </w:pPr>
-                            <w:r>
-                              <w:rPr>
-                                <w:rFonts w:ascii="Noto Sans KR" w:hAnsi="Noto Sans KR" w:hint="eastAsia"/>
-                                <w:sz w:val="20"/>
-                                <w:szCs w:val="20"/>
-                              </w:rPr>
-                              <w:t>{{A2}}</w:t>
-                            </w:r>
-                          </w:p>
-                        </w:txbxContent>
-                      </wps:txbx>
-                      <wps:bodyPr rot="0" vert="horz" wrap="square" lIns="91440" tIns="45720" rIns="91440" bIns="45720" anchor="t" anchorCtr="0">
-                        <a:noAutofit/>
-                      </wps:bodyPr>
-                    </wps:wsp>
-                  </a:graphicData>
-                </a:graphic>
-                <wp14:sizeRelH relativeFrom="margin">
-                  <wp14:pctWidth>0</wp14:pctWidth>
-                </wp14:sizeRelH>
-                <wp14:sizeRelV relativeFrom="margin">
-                  <wp14:pctHeight>0</wp14:pctHeight>
-                </wp14:sizeRelV>
-              </wp:anchor>
-            </w:drawing>
-          </mc:Choice>
-          <mc:Fallback>
-            <w:pict>
-              <v:shape w14:anchorId="136DAEF7" id="_x0000_s1029" type="#_x0000_t202" style="position:absolute;margin-left:0;margin-top:28.45pt;width:537.5pt;height:248.1pt;z-index:251665408;visibility:visible;mso-wrap-style:square;mso-width-percent:0;mso-height-percent:0;mso-wrap-distance-left:9pt;mso-wrap-distance-top:3.6pt;mso-wrap-distance-right:9pt;mso-wrap-distance-bottom:3.6pt;mso-position-horizontal:absolute;mso-position-horizontal-relative:margin;mso-position-vertical:absolute;mso-position-vertical-relative:text;mso-width-percent:0;mso-height-percent:0;mso-width-relative:margin;mso-height-relative:margin;v-text-anchor:top" o:gfxdata="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">
-                <v:textbox>
-                  <w:txbxContent>
-                    <w:p>
-                      <w:pPr>
-                        <w:spacing w:after="0"/>
-                        <w:rPr>
-                          <w:rFonts w:ascii="Noto Sans KR" w:hAnsi="Noto Sans KR" w:hint="eastAsia"/>
-                          <w:sz w:val="20"/>
-                          <w:szCs w:val="20"/>
-                        </w:rPr>
-                      </w:pPr>
-                      <w:r>
-                        <w:rPr>
-                          <w:rFonts w:ascii="Noto Sans KR" w:hAnsi="Noto Sans KR" w:hint="eastAsia"/>
-                          <w:sz w:val="20"/>
-                          <w:szCs w:val="20"/>
-                        </w:rPr>
-                        <w:t>{{A2}}</w:t>
-                      </w:r>
-                    </w:p>
-                  </w:txbxContent>
-                </v:textbox>
-                <w10:wrap type="square" anchorx="margin"/>
-              </v:shape>
-            </w:pict>
-          </mc:Fallback>
-        </mc:AlternateContent>
-      </w:r>
-      <w:r>
-        <w:rPr>
           <w:rFonts w:hint="eastAsia"/>
           <w:sz w:val="20"/>
           <w:szCs w:val="20"/>
@@ -1108,6 +776,67 @@
         </w:rPr>
         <w:t>답</w:t>
       </w:r>
+    </w:p>
+    <w:tbl>
+      <w:tblPr>
+        <w:tblStyle w:val="ac"/>
+        <w:tblW w:w="0" w:type="auto"/>
+        <w:tblLook w:val="04A0" w:firstRow="1" w:lastRow="0" w:firstColumn="1" w:lastColumn="0" w:noHBand="0" w:noVBand="1"/>
+      </w:tblPr>
+      <w:tblGrid>
+        <w:gridCol w:w="10752"/>
+      </w:tblGrid>
+      <w:tr>
+        <w:tc>
+          <w:tcPr>
+            <w:tcW w:w="10762" w:type="dxa"/>
+            <w:tcBorders>
+              <w:top w:val="single" w:sz="8" w:space="0" w:color="auto"/>
+              <w:left w:val="single" w:sz="8" w:space="0" w:color="auto"/>
+              <w:bottom w:val="single" w:sz="8" w:space="0" w:color="auto"/>
+              <w:right w:val="single" w:sz="8" w:space="0" w:color="auto"/>
+            </w:tcBorders>
+          </w:tcPr>
+          <w:p>
+            <w:pPr>
+              <w:rPr>
+                <w:sz w:val="20"/>
+                <w:szCs w:val="20"/>
+              </w:rPr>
+            </w:pPr>
+            <w:r>
+              <w:rPr>
+                <w:sz w:val="20"/>
+                <w:szCs w:val="20"/>
+              </w:rPr>
+              <w:t>{{</w:t>
+            </w:r>
+            <w:r>
+              <w:rPr>
+                <w:rFonts w:hint="eastAsia"/>
+                <w:sz w:val="20"/>
+                <w:szCs w:val="20"/>
+              </w:rPr>
+              <w:t>A2</w:t>
+            </w:r>
+            <w:r>
+              <w:rPr>
+                <w:sz w:val="20"/>
+                <w:szCs w:val="20"/>
+              </w:rPr>
+              <w:t>}}</w:t>
+            </w:r>
+          </w:p>
+        </w:tc>
+      </w:tr>
+    </w:tbl>
+    <w:p>
+      <w:pPr>
+        <w:rPr>
+          <w:sz w:val="20"/>
+          <w:szCs w:val="20"/>
+        </w:rPr>
+      </w:pPr>
     </w:p>
     <w:sectPr>
       <w:pgSz w:w="11906" w:h="16838"/>
@@ -2125,6 +1854,25 @@
     <w:uiPriority w:val="99"/>
     <w:rsid w:val="00E453CD"/>
   </w:style>
+  <w:style w:type="table" w:styleId="ac">
+    <w:name w:val="Table Grid"/>
+    <w:basedOn w:val="a1"/>
+    <w:uiPriority w:val="39"/>
+    <w:rsid w:val="00DF709E"/>
+    <w:pPr>
+      <w:spacing w:after="0"/>
+    </w:pPr>
+    <w:tblPr>
+      <w:tblBorders>
+        <w:top w:val="single" w:sz="4" w:space="0" w:color="auto"/>
+        <w:left w:val="single" w:sz="4" w:space="0" w:color="auto"/>
+        <w:bottom w:val="single" w:sz="4" w:space="0" w:color="auto"/>
+        <w:right w:val="single" w:sz="4" w:space="0" w:color="auto"/>
+        <w:insideH w:val="single" w:sz="4" w:space="0" w:color="auto"/>
+        <w:insideV w:val="single" w:sz="4" w:space="0" w:color="auto"/>
+      </w:tblBorders>
+    </w:tblPr>
+  </w:style>
 </w:styles>
 </file>
 

--- a/templates/beginner.docx
+++ b/templates/beginner.docx
@@ -5,6 +5,7 @@
     <w:p>
       <w:pPr>
         <w:rPr>
+          <w:rFonts w:ascii="Noto Sans KR" w:hAnsi="Noto Sans KR"/>
           <w:b/>
           <w:bCs w:val="0"/>
           <w:sz w:val="24"/>
@@ -13,191 +14,109 @@
       </w:pPr>
       <w:r>
         <w:rPr>
+          <w:rFonts w:ascii="Noto Sans KR" w:hAnsi="Noto Sans KR" w:hint="eastAsia"/>
           <w:b/>
+          <w:bCs w:val="0"/>
           <w:sz w:val="24"/>
           <w:szCs w:val="24"/>
         </w:rPr>
         <w:t>{{TITLE}}</w:t>
-      </w:r>
-      <w:r>
-        <w:rPr>
-          <w:b/>
-          <w:bCs w:val="0"/>
-          <w:sz w:val="24"/>
-          <w:szCs w:val="24"/>
-        </w:rPr>
-        <w:br/>
       </w:r>
     </w:p>
     <w:p>
       <w:pPr>
         <w:rPr>
-          <w:sz w:val="24"/>
-          <w:szCs w:val="24"/>
+          <w:rFonts w:ascii="Noto Sans KR" w:hAnsi="Noto Sans KR"/>
+          <w:b/>
+          <w:bCs w:val="0"/>
         </w:rPr>
       </w:pPr>
-      <w:r>
-        <w:rPr>
-          <w:rFonts w:hint="eastAsia"/>
-          <w:sz w:val="24"/>
-          <w:szCs w:val="24"/>
-        </w:rPr>
-        <w:t xml:space="preserve">1. </w:t>
-      </w:r>
-      <w:r>
-        <w:rPr>
-          <w:rFonts w:hint="eastAsia"/>
-          <w:sz w:val="24"/>
-          <w:szCs w:val="24"/>
-        </w:rPr>
-        <w:t>대화문을</w:t>
-      </w:r>
-      <w:r>
-        <w:rPr>
-          <w:rFonts w:hint="eastAsia"/>
-          <w:sz w:val="24"/>
-          <w:szCs w:val="24"/>
-        </w:rPr>
-        <w:t xml:space="preserve"> </w:t>
-      </w:r>
-      <w:r>
-        <w:rPr>
-          <w:sz w:val="24"/>
-          <w:szCs w:val="24"/>
-        </w:rPr>
-        <w:t>듣고</w:t>
-      </w:r>
-      <w:r>
-        <w:rPr>
-          <w:sz w:val="24"/>
-          <w:szCs w:val="24"/>
-        </w:rPr>
-        <w:t xml:space="preserve"> </w:t>
-      </w:r>
-      <w:r>
-        <w:rPr>
-          <w:sz w:val="24"/>
-          <w:szCs w:val="24"/>
-        </w:rPr>
-        <w:t>빈칸에</w:t>
-      </w:r>
-      <w:r>
-        <w:rPr>
-          <w:sz w:val="24"/>
-          <w:szCs w:val="24"/>
-        </w:rPr>
-        <w:t xml:space="preserve"> </w:t>
-      </w:r>
-      <w:r>
-        <w:rPr>
-          <w:sz w:val="24"/>
-          <w:szCs w:val="24"/>
-        </w:rPr>
-        <w:t>알맞은</w:t>
-      </w:r>
-      <w:r>
-        <w:rPr>
-          <w:sz w:val="24"/>
-          <w:szCs w:val="24"/>
-        </w:rPr>
-        <w:t xml:space="preserve"> </w:t>
-      </w:r>
-      <w:r>
-        <w:rPr>
-          <w:sz w:val="24"/>
-          <w:szCs w:val="24"/>
-        </w:rPr>
-        <w:t>말을</w:t>
-      </w:r>
-      <w:r>
-        <w:rPr>
-          <w:sz w:val="24"/>
-          <w:szCs w:val="24"/>
-        </w:rPr>
-        <w:t xml:space="preserve"> </w:t>
-      </w:r>
-      <w:r>
-        <w:rPr>
-          <w:sz w:val="24"/>
-          <w:szCs w:val="24"/>
-        </w:rPr>
-        <w:t>쓰세요</w:t>
-      </w:r>
-      <w:r>
-        <w:rPr>
-          <w:sz w:val="24"/>
-          <w:szCs w:val="24"/>
-        </w:rPr>
-        <w:t>.</w:t>
-      </w:r>
-      <w:r>
-        <w:rPr>
-          <w:rFonts w:hint="eastAsia"/>
-          <w:sz w:val="24"/>
-          <w:szCs w:val="24"/>
-        </w:rPr>
-        <w:t xml:space="preserve"> </w:t>
+    </w:p>
+    <w:p>
+      <w:pPr>
+        <w:rPr>
+          <w:rFonts w:ascii="Noto Sans KR" w:hAnsi="Noto Sans KR"/>
+          <w:bCs w:val="0"/>
+          <w:sz w:val="20"/>
+          <w:szCs w:val="20"/>
+        </w:rPr>
+      </w:pPr>
+      <w:r>
+        <w:rPr>
+          <w:rFonts w:ascii="Noto Sans KR" w:hAnsi="Noto Sans KR"/>
+          <w:bCs w:val="0"/>
+          <w:sz w:val="20"/>
+          <w:szCs w:val="20"/>
+        </w:rPr>
+        <w:t xml:space="preserve">1. 대화문을 듣고 빈칸에 알맞은 말을 쓰세요. </w:t>
       </w:r>
       <w:r>
         <w:rPr>
           <w:rFonts w:ascii="Microsoft YaHei" w:eastAsia="Microsoft YaHei" w:hAnsi="Microsoft YaHei" w:cs="Microsoft YaHei" w:hint="eastAsia"/>
-          <w:sz w:val="24"/>
-          <w:szCs w:val="24"/>
+          <w:bCs w:val="0"/>
+          <w:sz w:val="20"/>
+          <w:szCs w:val="20"/>
         </w:rPr>
         <w:t>请</w:t>
       </w:r>
       <w:r>
         <w:rPr>
           <w:rFonts w:ascii="Noto Sans KR" w:hAnsi="Noto Sans KR" w:cs="Noto Sans KR" w:hint="eastAsia"/>
-          <w:sz w:val="24"/>
-          <w:szCs w:val="24"/>
+          <w:bCs w:val="0"/>
+          <w:sz w:val="20"/>
+          <w:szCs w:val="20"/>
         </w:rPr>
         <w:t>听对</w:t>
       </w:r>
       <w:r>
         <w:rPr>
           <w:rFonts w:ascii="Microsoft YaHei" w:eastAsia="Microsoft YaHei" w:hAnsi="Microsoft YaHei" w:cs="Microsoft YaHei" w:hint="eastAsia"/>
-          <w:sz w:val="24"/>
-          <w:szCs w:val="24"/>
+          <w:bCs w:val="0"/>
+          <w:sz w:val="20"/>
+          <w:szCs w:val="20"/>
         </w:rPr>
         <w:t>话</w:t>
       </w:r>
       <w:r>
         <w:rPr>
           <w:rFonts w:ascii="Noto Sans KR" w:hAnsi="Noto Sans KR" w:cs="Noto Sans KR" w:hint="eastAsia"/>
-          <w:sz w:val="24"/>
-          <w:szCs w:val="24"/>
+          <w:bCs w:val="0"/>
+          <w:sz w:val="20"/>
+          <w:szCs w:val="20"/>
         </w:rPr>
         <w:t>并</w:t>
       </w:r>
       <w:r>
         <w:rPr>
           <w:rFonts w:ascii="Microsoft YaHei" w:eastAsia="Microsoft YaHei" w:hAnsi="Microsoft YaHei" w:cs="Microsoft YaHei" w:hint="eastAsia"/>
-          <w:sz w:val="24"/>
-          <w:szCs w:val="24"/>
+          <w:bCs w:val="0"/>
+          <w:sz w:val="20"/>
+          <w:szCs w:val="20"/>
         </w:rPr>
         <w:t>填</w:t>
       </w:r>
       <w:r>
         <w:rPr>
           <w:rFonts w:ascii="Noto Sans KR" w:hAnsi="Noto Sans KR" w:cs="Noto Sans KR" w:hint="eastAsia"/>
-          <w:sz w:val="24"/>
-          <w:szCs w:val="24"/>
+          <w:bCs w:val="0"/>
+          <w:sz w:val="20"/>
+          <w:szCs w:val="20"/>
         </w:rPr>
         <w:t>写空格</w:t>
       </w:r>
       <w:r>
         <w:rPr>
-          <w:rFonts w:ascii="Noto Sans KR" w:hAnsi="Noto Sans KR" w:cs="Noto Sans KR" w:hint="eastAsia"/>
-          <w:sz w:val="24"/>
-          <w:szCs w:val="24"/>
+          <w:rFonts w:ascii="Noto Sans KR" w:hAnsi="Noto Sans KR"/>
+          <w:bCs w:val="0"/>
+          <w:sz w:val="20"/>
+          <w:szCs w:val="20"/>
         </w:rPr>
         <w:t>。</w:t>
       </w:r>
     </w:p>
     <w:tbl>
       <w:tblPr>
-        <w:tblStyle w:val="ac"/>
+        <w:tblStyle w:val="aa"/>
         <w:tblW w:w="0" w:type="auto"/>
         <w:tblLook w:val="04A0" w:firstRow="1" w:lastRow="0" w:firstColumn="1" w:lastColumn="0" w:noHBand="0" w:noVBand="1"/>
       </w:tblPr>
@@ -218,14 +137,18 @@
           <w:p>
             <w:pPr>
               <w:rPr>
-                <w:sz w:val="20"/>
-                <w:szCs w:val="20"/>
+                <w:rFonts w:ascii="Noto Sans KR" w:hAnsi="Noto Sans KR" w:hint="eastAsia"/>
+                <w:bCs w:val="0"/>
+                <w:sz w:val="24"/>
+                <w:szCs w:val="24"/>
               </w:rPr>
             </w:pPr>
             <w:r>
               <w:rPr>
-                <w:sz w:val="20"/>
-                <w:szCs w:val="20"/>
+                <w:rFonts w:ascii="Noto Sans KR" w:hAnsi="Noto Sans KR" w:hint="eastAsia"/>
+                <w:bCs w:val="0"/>
+                <w:sz w:val="24"/>
+                <w:szCs w:val="24"/>
               </w:rPr>
               <w:t>{{Q1}}</w:t>
             </w:r>
@@ -233,12 +156,11 @@
         </w:tc>
       </w:tr>
     </w:tbl>
-    <w:p/>
-    <w:p/>
     <w:p>
       <w:pPr>
-        <w:ind w:left="240" w:hangingChars="100" w:hanging="240"/>
-        <w:rPr>
+        <w:rPr>
+          <w:rFonts w:ascii="Noto Sans KR" w:hAnsi="Noto Sans KR"/>
+          <w:bCs w:val="0"/>
           <w:sz w:val="24"/>
           <w:szCs w:val="24"/>
         </w:rPr>
@@ -246,280 +168,133 @@
     </w:p>
     <w:p>
       <w:pPr>
-        <w:ind w:left="240" w:hangingChars="100" w:hanging="240"/>
-        <w:rPr>
+        <w:ind w:left="200" w:hangingChars="100" w:hanging="200"/>
+        <w:rPr>
+          <w:rFonts w:ascii="Noto Sans KR" w:hAnsi="Noto Sans KR"/>
+          <w:sz w:val="20"/>
+          <w:szCs w:val="20"/>
+        </w:rPr>
+      </w:pPr>
+      <w:r>
+        <w:rPr>
+          <w:rFonts w:ascii="Noto Sans KR" w:hAnsi="Noto Sans KR"/>
+          <w:sz w:val="20"/>
+          <w:szCs w:val="20"/>
+        </w:rPr>
+        <w:t>2. 들은 대화문의 표현과 구조를 참고하여, 아래 중국어 대화를 한국어로 쓰세요。</w:t>
+      </w:r>
+      <w:r>
+        <w:rPr>
+          <w:rFonts w:ascii="Noto Sans KR" w:hAnsi="Noto Sans KR"/>
+          <w:sz w:val="20"/>
+          <w:szCs w:val="20"/>
+        </w:rPr>
+        <w:br/>
+      </w:r>
+      <w:r>
+        <w:rPr>
+          <w:rFonts w:ascii="Microsoft YaHei" w:eastAsia="Microsoft YaHei" w:hAnsi="Microsoft YaHei" w:cs="Microsoft YaHei" w:hint="eastAsia"/>
           <w:sz w:val="20"/>
           <w:szCs w:val="20"/>
           <w:lang w:eastAsia="zh-CN"/>
         </w:rPr>
-      </w:pPr>
-      <w:r>
-        <w:rPr>
-          <w:rFonts w:hint="eastAsia"/>
-          <w:sz w:val="24"/>
-          <w:szCs w:val="24"/>
-        </w:rPr>
-        <w:t xml:space="preserve">2. </w:t>
-      </w:r>
-      <w:r>
-        <w:rPr>
-          <w:sz w:val="24"/>
-          <w:szCs w:val="24"/>
-        </w:rPr>
-        <w:t>들은</w:t>
-      </w:r>
-      <w:r>
-        <w:rPr>
-          <w:sz w:val="24"/>
-          <w:szCs w:val="24"/>
-        </w:rPr>
-        <w:t xml:space="preserve"> </w:t>
-      </w:r>
-      <w:r>
-        <w:rPr>
-          <w:sz w:val="24"/>
-          <w:szCs w:val="24"/>
-        </w:rPr>
-        <w:t>대화문의</w:t>
-      </w:r>
-      <w:r>
-        <w:rPr>
-          <w:sz w:val="24"/>
-          <w:szCs w:val="24"/>
-        </w:rPr>
-        <w:t xml:space="preserve"> </w:t>
-      </w:r>
-      <w:r>
-        <w:rPr>
-          <w:sz w:val="24"/>
-          <w:szCs w:val="24"/>
-        </w:rPr>
-        <w:t>표현과</w:t>
-      </w:r>
-      <w:r>
-        <w:rPr>
-          <w:sz w:val="24"/>
-          <w:szCs w:val="24"/>
-        </w:rPr>
-        <w:t xml:space="preserve"> </w:t>
-      </w:r>
-      <w:r>
-        <w:rPr>
-          <w:sz w:val="24"/>
-          <w:szCs w:val="24"/>
-        </w:rPr>
-        <w:t>구조를</w:t>
-      </w:r>
-      <w:r>
-        <w:rPr>
-          <w:sz w:val="24"/>
-          <w:szCs w:val="24"/>
-        </w:rPr>
-        <w:t xml:space="preserve"> </w:t>
-      </w:r>
-      <w:r>
-        <w:rPr>
-          <w:sz w:val="24"/>
-          <w:szCs w:val="24"/>
-        </w:rPr>
-        <w:t>참고하여</w:t>
-      </w:r>
-      <w:r>
-        <w:rPr>
-          <w:sz w:val="24"/>
-          <w:szCs w:val="24"/>
-        </w:rPr>
-        <w:t xml:space="preserve">, </w:t>
-      </w:r>
-      <w:r>
-        <w:rPr>
-          <w:sz w:val="24"/>
-          <w:szCs w:val="24"/>
-        </w:rPr>
-        <w:t>아래</w:t>
-      </w:r>
-      <w:r>
-        <w:rPr>
-          <w:sz w:val="24"/>
-          <w:szCs w:val="24"/>
-        </w:rPr>
-        <w:t xml:space="preserve"> </w:t>
-      </w:r>
-      <w:r>
-        <w:rPr>
-          <w:sz w:val="24"/>
-          <w:szCs w:val="24"/>
-        </w:rPr>
-        <w:t>중국어</w:t>
-      </w:r>
-      <w:r>
-        <w:rPr>
-          <w:sz w:val="24"/>
-          <w:szCs w:val="24"/>
-        </w:rPr>
-        <w:t xml:space="preserve"> </w:t>
-      </w:r>
-      <w:r>
-        <w:rPr>
-          <w:sz w:val="24"/>
-          <w:szCs w:val="24"/>
-        </w:rPr>
-        <w:t>대화를</w:t>
-      </w:r>
-      <w:r>
-        <w:rPr>
-          <w:sz w:val="24"/>
-          <w:szCs w:val="24"/>
-        </w:rPr>
-        <w:t xml:space="preserve"> </w:t>
-      </w:r>
-      <w:r>
-        <w:rPr>
-          <w:sz w:val="24"/>
-          <w:szCs w:val="24"/>
-        </w:rPr>
-        <w:t>한국어로</w:t>
-      </w:r>
-      <w:r>
-        <w:rPr>
-          <w:sz w:val="24"/>
-          <w:szCs w:val="24"/>
-        </w:rPr>
-        <w:t xml:space="preserve"> </w:t>
-      </w:r>
-      <w:r>
-        <w:rPr>
-          <w:sz w:val="24"/>
-          <w:szCs w:val="24"/>
-        </w:rPr>
-        <w:t>쓰세요</w:t>
-      </w:r>
-      <w:r>
-        <w:rPr>
-          <w:sz w:val="24"/>
-          <w:szCs w:val="24"/>
-        </w:rPr>
-        <w:t>.</w:t>
-      </w:r>
-      <w:r>
-        <w:rPr>
-          <w:sz w:val="24"/>
-          <w:szCs w:val="24"/>
-        </w:rPr>
-        <w:br/>
-      </w:r>
-      <w:r>
-        <w:rPr>
-          <w:rFonts w:hint="eastAsia"/>
-          <w:sz w:val="20"/>
-          <w:szCs w:val="20"/>
-        </w:rPr>
-        <w:t xml:space="preserve"> </w:t>
+        <w:t>请</w:t>
+      </w:r>
+      <w:r>
+        <w:rPr>
+          <w:rFonts w:ascii="Noto Sans KR" w:hAnsi="Noto Sans KR" w:cs="Noto Sans KR" w:hint="eastAsia"/>
+          <w:sz w:val="20"/>
+          <w:szCs w:val="20"/>
+          <w:lang w:eastAsia="zh-CN"/>
+        </w:rPr>
+        <w:t>参考</w:t>
       </w:r>
       <w:r>
         <w:rPr>
           <w:rFonts w:ascii="Microsoft YaHei" w:eastAsia="Microsoft YaHei" w:hAnsi="Microsoft YaHei" w:cs="Microsoft YaHei" w:hint="eastAsia"/>
-          <w:sz w:val="24"/>
-          <w:szCs w:val="24"/>
+          <w:sz w:val="20"/>
+          <w:szCs w:val="20"/>
           <w:lang w:eastAsia="zh-CN"/>
         </w:rPr>
-        <w:t>请</w:t>
+        <w:t>刚</w:t>
       </w:r>
       <w:r>
         <w:rPr>
           <w:rFonts w:ascii="Noto Sans KR" w:hAnsi="Noto Sans KR" w:cs="Noto Sans KR" w:hint="eastAsia"/>
-          <w:sz w:val="24"/>
-          <w:szCs w:val="24"/>
+          <w:sz w:val="20"/>
+          <w:szCs w:val="20"/>
           <w:lang w:eastAsia="zh-CN"/>
         </w:rPr>
-        <w:t>参考</w:t>
+        <w:t>才听到的对</w:t>
       </w:r>
       <w:r>
         <w:rPr>
           <w:rFonts w:ascii="Microsoft YaHei" w:eastAsia="Microsoft YaHei" w:hAnsi="Microsoft YaHei" w:cs="Microsoft YaHei" w:hint="eastAsia"/>
-          <w:sz w:val="24"/>
-          <w:szCs w:val="24"/>
+          <w:sz w:val="20"/>
+          <w:szCs w:val="20"/>
           <w:lang w:eastAsia="zh-CN"/>
         </w:rPr>
-        <w:t>刚</w:t>
+        <w:t>话</w:t>
       </w:r>
       <w:r>
         <w:rPr>
           <w:rFonts w:ascii="Noto Sans KR" w:hAnsi="Noto Sans KR" w:cs="Noto Sans KR" w:hint="eastAsia"/>
-          <w:sz w:val="24"/>
-          <w:szCs w:val="24"/>
+          <w:sz w:val="20"/>
+          <w:szCs w:val="20"/>
           <w:lang w:eastAsia="zh-CN"/>
         </w:rPr>
-        <w:t>才听到的对</w:t>
+        <w:t>中的表</w:t>
       </w:r>
       <w:r>
         <w:rPr>
           <w:rFonts w:ascii="Microsoft YaHei" w:eastAsia="Microsoft YaHei" w:hAnsi="Microsoft YaHei" w:cs="Microsoft YaHei" w:hint="eastAsia"/>
-          <w:sz w:val="24"/>
-          <w:szCs w:val="24"/>
+          <w:sz w:val="20"/>
+          <w:szCs w:val="20"/>
           <w:lang w:eastAsia="zh-CN"/>
         </w:rPr>
+        <w:t>达</w:t>
+      </w:r>
+      <w:r>
+        <w:rPr>
+          <w:rFonts w:ascii="Noto Sans KR" w:hAnsi="Noto Sans KR" w:cs="Noto Sans KR" w:hint="eastAsia"/>
+          <w:sz w:val="20"/>
+          <w:szCs w:val="20"/>
+          <w:lang w:eastAsia="zh-CN"/>
+        </w:rPr>
+        <w:t>和句型，把下面的中文对</w:t>
+      </w:r>
+      <w:r>
+        <w:rPr>
+          <w:rFonts w:ascii="Microsoft YaHei" w:eastAsia="Microsoft YaHei" w:hAnsi="Microsoft YaHei" w:cs="Microsoft YaHei" w:hint="eastAsia"/>
+          <w:sz w:val="20"/>
+          <w:szCs w:val="20"/>
+          <w:lang w:eastAsia="zh-CN"/>
+        </w:rPr>
         <w:t>话</w:t>
       </w:r>
       <w:r>
         <w:rPr>
           <w:rFonts w:ascii="Noto Sans KR" w:hAnsi="Noto Sans KR" w:cs="Noto Sans KR" w:hint="eastAsia"/>
-          <w:sz w:val="24"/>
-          <w:szCs w:val="24"/>
+          <w:sz w:val="20"/>
+          <w:szCs w:val="20"/>
           <w:lang w:eastAsia="zh-CN"/>
         </w:rPr>
-        <w:t>中的表</w:t>
+        <w:t>写成</w:t>
       </w:r>
       <w:r>
         <w:rPr>
           <w:rFonts w:ascii="Microsoft YaHei" w:eastAsia="Microsoft YaHei" w:hAnsi="Microsoft YaHei" w:cs="Microsoft YaHei" w:hint="eastAsia"/>
-          <w:sz w:val="24"/>
-          <w:szCs w:val="24"/>
+          <w:sz w:val="20"/>
+          <w:szCs w:val="20"/>
           <w:lang w:eastAsia="zh-CN"/>
         </w:rPr>
-        <w:t>达</w:t>
-      </w:r>
-      <w:r>
-        <w:rPr>
-          <w:rFonts w:ascii="Noto Sans KR" w:hAnsi="Noto Sans KR" w:cs="Noto Sans KR" w:hint="eastAsia"/>
-          <w:sz w:val="24"/>
-          <w:szCs w:val="24"/>
-          <w:lang w:eastAsia="zh-CN"/>
-        </w:rPr>
-        <w:t>和句型，把下面的中文对</w:t>
-      </w:r>
-      <w:r>
-        <w:rPr>
-          <w:rFonts w:ascii="Microsoft YaHei" w:eastAsia="Microsoft YaHei" w:hAnsi="Microsoft YaHei" w:cs="Microsoft YaHei" w:hint="eastAsia"/>
-          <w:sz w:val="24"/>
-          <w:szCs w:val="24"/>
-          <w:lang w:eastAsia="zh-CN"/>
-        </w:rPr>
-        <w:t>话</w:t>
-      </w:r>
-      <w:r>
-        <w:rPr>
-          <w:rFonts w:ascii="Noto Sans KR" w:hAnsi="Noto Sans KR" w:cs="Noto Sans KR" w:hint="eastAsia"/>
-          <w:sz w:val="24"/>
-          <w:szCs w:val="24"/>
-          <w:lang w:eastAsia="zh-CN"/>
-        </w:rPr>
-        <w:t>写成</w:t>
-      </w:r>
-      <w:r>
-        <w:rPr>
-          <w:rFonts w:ascii="Microsoft YaHei" w:eastAsia="Microsoft YaHei" w:hAnsi="Microsoft YaHei" w:cs="Microsoft YaHei" w:hint="eastAsia"/>
-          <w:sz w:val="24"/>
-          <w:szCs w:val="24"/>
-          <w:lang w:eastAsia="zh-CN"/>
-        </w:rPr>
         <w:t>韩语</w:t>
       </w:r>
       <w:r>
         <w:rPr>
-          <w:rFonts w:ascii="Noto Sans KR" w:hAnsi="Noto Sans KR" w:cs="Noto Sans KR" w:hint="eastAsia"/>
-          <w:sz w:val="24"/>
-          <w:szCs w:val="24"/>
+          <w:rFonts w:ascii="Noto Sans KR" w:hAnsi="Noto Sans KR"/>
+          <w:sz w:val="20"/>
+          <w:szCs w:val="20"/>
           <w:lang w:eastAsia="zh-CN"/>
         </w:rPr>
         <w:t>。</w:t>
@@ -527,55 +302,44 @@
     </w:p>
     <w:tbl>
       <w:tblPr>
-        <w:tblStyle w:val="ac"/>
+        <w:tblStyle w:val="aa"/>
         <w:tblW w:w="0" w:type="auto"/>
+        <w:tblInd w:w="-5" w:type="dxa"/>
+        <w:tblBorders>
+          <w:top w:val="single" w:sz="8" w:space="0" w:color="auto"/>
+          <w:left w:val="single" w:sz="8" w:space="0" w:color="auto"/>
+          <w:bottom w:val="single" w:sz="8" w:space="0" w:color="auto"/>
+          <w:right w:val="single" w:sz="8" w:space="0" w:color="auto"/>
+          <w:insideH w:val="none" w:sz="0" w:space="0" w:color="auto"/>
+          <w:insideV w:val="none" w:sz="0" w:space="0" w:color="auto"/>
+        </w:tblBorders>
         <w:tblLook w:val="04A0" w:firstRow="1" w:lastRow="0" w:firstColumn="1" w:lastColumn="0" w:noHBand="0" w:noVBand="1"/>
       </w:tblPr>
       <w:tblGrid>
-        <w:gridCol w:w="10752"/>
+        <w:gridCol w:w="10757"/>
       </w:tblGrid>
       <w:tr>
         <w:tc>
           <w:tcPr>
-            <w:tcW w:w="10762" w:type="dxa"/>
-            <w:tcBorders>
-              <w:top w:val="single" w:sz="8" w:space="0" w:color="auto"/>
-              <w:left w:val="single" w:sz="8" w:space="0" w:color="auto"/>
-              <w:bottom w:val="single" w:sz="8" w:space="0" w:color="auto"/>
-              <w:right w:val="single" w:sz="8" w:space="0" w:color="auto"/>
-            </w:tcBorders>
+            <w:tcW w:w="10767" w:type="dxa"/>
           </w:tcPr>
           <w:p>
             <w:pPr>
               <w:rPr>
-                <w:sz w:val="20"/>
-                <w:szCs w:val="20"/>
-                <w:lang w:eastAsia="zh-CN"/>
+                <w:rFonts w:ascii="Noto Sans KR" w:hAnsi="Noto Sans KR" w:hint="eastAsia"/>
+                <w:bCs w:val="0"/>
+                <w:sz w:val="24"/>
+                <w:szCs w:val="24"/>
               </w:rPr>
             </w:pPr>
             <w:r>
               <w:rPr>
-                <w:sz w:val="20"/>
-                <w:szCs w:val="20"/>
-                <w:lang w:eastAsia="zh-CN"/>
+                <w:rFonts w:ascii="Noto Sans KR" w:hAnsi="Noto Sans KR" w:hint="eastAsia"/>
+                <w:bCs w:val="0"/>
+                <w:sz w:val="24"/>
+                <w:szCs w:val="24"/>
               </w:rPr>
-              <w:t>{{Q</w:t>
-            </w:r>
-            <w:r>
-              <w:rPr>
-                <w:rFonts w:hint="eastAsia"/>
-                <w:sz w:val="20"/>
-                <w:szCs w:val="20"/>
-              </w:rPr>
-              <w:t>2</w:t>
-            </w:r>
-            <w:r>
-              <w:rPr>
-                <w:sz w:val="20"/>
-                <w:szCs w:val="20"/>
-                <w:lang w:eastAsia="zh-CN"/>
-              </w:rPr>
-              <w:t>}}</w:t>
+              <w:t>{{Q2}}</w:t>
             </w:r>
           </w:p>
         </w:tc>
@@ -583,260 +347,146 @@
     </w:tbl>
     <w:p>
       <w:pPr>
-        <w:rPr>
-          <w:sz w:val="20"/>
-          <w:szCs w:val="20"/>
-          <w:lang w:eastAsia="zh-CN"/>
+        <w:ind w:left="240" w:hangingChars="100" w:hanging="240"/>
+        <w:rPr>
+          <w:rFonts w:ascii="Noto Sans KR" w:hAnsi="Noto Sans KR"/>
+          <w:bCs w:val="0"/>
+          <w:sz w:val="24"/>
+          <w:szCs w:val="24"/>
         </w:rPr>
       </w:pPr>
     </w:p>
     <w:p>
       <w:pPr>
         <w:rPr>
-          <w:sz w:val="20"/>
-          <w:szCs w:val="20"/>
-          <w:lang w:eastAsia="zh-CN"/>
+          <w:rFonts w:ascii="Noto Sans KR" w:hAnsi="Noto Sans KR"/>
+          <w:bCs w:val="0"/>
+          <w:sz w:val="24"/>
+          <w:szCs w:val="24"/>
+        </w:rPr>
+      </w:pPr>
+      <w:r>
+        <w:rPr>
+          <w:rFonts w:ascii="Noto Sans KR" w:hAnsi="Noto Sans KR"/>
+          <w:bCs w:val="0"/>
+          <w:sz w:val="24"/>
+          <w:szCs w:val="24"/>
+        </w:rPr>
+        <w:br w:type="page"/>
+      </w:r>
+    </w:p>
+    <w:p>
+      <w:pPr>
+        <w:rPr>
+          <w:rFonts w:ascii="Noto Sans KR" w:hAnsi="Noto Sans KR"/>
+          <w:b/>
+          <w:bCs w:val="0"/>
+          <w:sz w:val="24"/>
+          <w:szCs w:val="24"/>
+        </w:rPr>
+      </w:pPr>
+      <w:r>
+        <w:rPr>
+          <w:rFonts w:ascii="Noto Sans KR" w:hAnsi="Noto Sans KR" w:hint="eastAsia"/>
+          <w:b/>
+          <w:bCs w:val="0"/>
+          <w:sz w:val="24"/>
+          <w:szCs w:val="24"/>
+        </w:rPr>
+        <w:lastRenderedPageBreak/>
+        <w:t>{{TITLE}}</w:t>
+      </w:r>
+    </w:p>
+    <w:p>
+      <w:pPr>
+        <w:ind w:left="200" w:hangingChars="100" w:hanging="200"/>
+        <w:rPr>
+          <w:rFonts w:ascii="Noto Sans KR" w:hAnsi="Noto Sans KR"/>
+          <w:bCs w:val="0"/>
+          <w:sz w:val="20"/>
+          <w:szCs w:val="20"/>
+        </w:rPr>
+      </w:pPr>
+      <w:r>
+        <w:rPr>
+          <w:rFonts w:ascii="Noto Sans KR" w:hAnsi="Noto Sans KR" w:hint="eastAsia"/>
+          <w:bCs w:val="0"/>
+          <w:sz w:val="20"/>
+          <w:szCs w:val="20"/>
+        </w:rPr>
+        <w:t>1번답</w:t>
+      </w:r>
+    </w:p>
+    <w:p>
+      <w:pPr>
+        <w:ind w:left="200" w:hangingChars="100" w:hanging="200"/>
+        <w:rPr>
+          <w:rFonts w:ascii="Noto Sans KR" w:hAnsi="Noto Sans KR"/>
+          <w:bCs w:val="0"/>
+          <w:sz w:val="20"/>
+          <w:szCs w:val="20"/>
+        </w:rPr>
+      </w:pPr>
+      <w:r>
+        <w:rPr>
+          <w:rFonts w:ascii="Noto Sans KR" w:hAnsi="Noto Sans KR" w:hint="eastAsia"/>
+          <w:bCs w:val="0"/>
+          <w:sz w:val="20"/>
+          <w:szCs w:val="20"/>
+        </w:rPr>
+        <w:t>{{A1}}</w:t>
+      </w:r>
+    </w:p>
+    <w:p>
+      <w:pPr>
+        <w:ind w:left="200" w:hangingChars="100" w:hanging="200"/>
+        <w:rPr>
+          <w:rFonts w:ascii="Noto Sans KR" w:hAnsi="Noto Sans KR"/>
+          <w:bCs w:val="0"/>
+          <w:sz w:val="20"/>
+          <w:szCs w:val="20"/>
         </w:rPr>
       </w:pPr>
     </w:p>
     <w:p>
       <w:pPr>
-        <w:rPr>
-          <w:b/>
-          <w:bCs w:val="0"/>
-          <w:sz w:val="24"/>
-          <w:szCs w:val="24"/>
-          <w:lang w:eastAsia="zh-CN"/>
+        <w:ind w:left="200" w:hangingChars="100" w:hanging="200"/>
+        <w:rPr>
+          <w:rFonts w:ascii="Noto Sans KR" w:hAnsi="Noto Sans KR"/>
+          <w:bCs w:val="0"/>
+          <w:sz w:val="20"/>
+          <w:szCs w:val="20"/>
         </w:rPr>
       </w:pPr>
+      <w:r>
+        <w:rPr>
+          <w:rFonts w:ascii="Noto Sans KR" w:hAnsi="Noto Sans KR" w:hint="eastAsia"/>
+          <w:bCs w:val="0"/>
+          <w:sz w:val="20"/>
+          <w:szCs w:val="20"/>
+        </w:rPr>
+        <w:t>2번답</w:t>
+      </w:r>
     </w:p>
     <w:p>
       <w:pPr>
-        <w:rPr>
-          <w:b/>
-          <w:sz w:val="24"/>
-          <w:szCs w:val="24"/>
+        <w:ind w:left="200" w:hangingChars="100" w:hanging="200"/>
+        <w:rPr>
+          <w:rFonts w:ascii="Noto Sans KR" w:hAnsi="Noto Sans KR" w:hint="eastAsia"/>
+          <w:bCs w:val="0"/>
+          <w:sz w:val="20"/>
+          <w:szCs w:val="20"/>
         </w:rPr>
       </w:pPr>
       <w:r>
         <w:rPr>
-          <w:rFonts w:hint="eastAsia"/>
-          <w:b/>
-          <w:sz w:val="24"/>
-          <w:szCs w:val="24"/>
-        </w:rPr>
-        <w:t>{{TITLE</w:t>
-      </w:r>
-      <w:r>
-        <w:rPr>
-          <w:b/>
-          <w:sz w:val="24"/>
-          <w:szCs w:val="24"/>
-        </w:rPr>
-        <w:t>}}</w:t>
-      </w:r>
-    </w:p>
-    <w:p>
-      <w:pPr>
-        <w:rPr>
-          <w:sz w:val="20"/>
-          <w:szCs w:val="20"/>
-        </w:rPr>
-      </w:pPr>
-      <w:r>
-        <w:rPr>
-          <w:rFonts w:hint="eastAsia"/>
-          <w:sz w:val="20"/>
-          <w:szCs w:val="20"/>
-        </w:rPr>
-        <w:t>1</w:t>
-      </w:r>
-      <w:r>
-        <w:rPr>
-          <w:rFonts w:hint="eastAsia"/>
-          <w:sz w:val="20"/>
-          <w:szCs w:val="20"/>
-        </w:rPr>
-        <w:t>번</w:t>
-      </w:r>
-      <w:r>
-        <w:rPr>
-          <w:rFonts w:hint="eastAsia"/>
-          <w:sz w:val="20"/>
-          <w:szCs w:val="20"/>
-        </w:rPr>
-        <w:t xml:space="preserve"> </w:t>
-      </w:r>
-      <w:r>
-        <w:rPr>
-          <w:rFonts w:hint="eastAsia"/>
-          <w:sz w:val="20"/>
-          <w:szCs w:val="20"/>
-        </w:rPr>
-        <w:t>답</w:t>
-      </w:r>
-    </w:p>
-    <w:tbl>
-      <w:tblPr>
-        <w:tblStyle w:val="ac"/>
-        <w:tblW w:w="0" w:type="auto"/>
-        <w:tblLook w:val="04A0" w:firstRow="1" w:lastRow="0" w:firstColumn="1" w:lastColumn="0" w:noHBand="0" w:noVBand="1"/>
-      </w:tblPr>
-      <w:tblGrid>
-        <w:gridCol w:w="10752"/>
-      </w:tblGrid>
-      <w:tr>
-        <w:tc>
-          <w:tcPr>
-            <w:tcW w:w="10762" w:type="dxa"/>
-            <w:tcBorders>
-              <w:top w:val="single" w:sz="8" w:space="0" w:color="auto"/>
-              <w:left w:val="single" w:sz="8" w:space="0" w:color="auto"/>
-              <w:bottom w:val="single" w:sz="8" w:space="0" w:color="auto"/>
-              <w:right w:val="single" w:sz="8" w:space="0" w:color="auto"/>
-            </w:tcBorders>
-          </w:tcPr>
-          <w:p>
-            <w:pPr>
-              <w:rPr>
-                <w:sz w:val="20"/>
-                <w:szCs w:val="20"/>
-              </w:rPr>
-            </w:pPr>
-            <w:r>
-              <w:rPr>
-                <w:sz w:val="20"/>
-                <w:szCs w:val="20"/>
-              </w:rPr>
-              <w:t>{{</w:t>
-            </w:r>
-            <w:r>
-              <w:rPr>
-                <w:rFonts w:hint="eastAsia"/>
-                <w:sz w:val="20"/>
-                <w:szCs w:val="20"/>
-              </w:rPr>
-              <w:t>A</w:t>
-            </w:r>
-            <w:r>
-              <w:rPr>
-                <w:sz w:val="20"/>
-                <w:szCs w:val="20"/>
-              </w:rPr>
-              <w:t>1}}</w:t>
-            </w:r>
-          </w:p>
-        </w:tc>
-      </w:tr>
-    </w:tbl>
-    <w:p>
-      <w:pPr>
-        <w:rPr>
-          <w:sz w:val="20"/>
-          <w:szCs w:val="20"/>
-        </w:rPr>
-      </w:pPr>
-    </w:p>
-    <w:p>
-      <w:pPr>
-        <w:rPr>
-          <w:sz w:val="20"/>
-          <w:szCs w:val="20"/>
-        </w:rPr>
-      </w:pPr>
-      <w:r>
-        <w:rPr>
-          <w:rFonts w:hint="eastAsia"/>
-          <w:sz w:val="20"/>
-          <w:szCs w:val="20"/>
-        </w:rPr>
-        <w:t>2</w:t>
-      </w:r>
-      <w:r>
-        <w:rPr>
-          <w:rFonts w:hint="eastAsia"/>
-          <w:sz w:val="20"/>
-          <w:szCs w:val="20"/>
-        </w:rPr>
-        <w:t>번</w:t>
-      </w:r>
-      <w:r>
-        <w:rPr>
-          <w:rFonts w:hint="eastAsia"/>
-          <w:sz w:val="20"/>
-          <w:szCs w:val="20"/>
-        </w:rPr>
-        <w:t xml:space="preserve"> </w:t>
-      </w:r>
-      <w:r>
-        <w:rPr>
-          <w:rFonts w:hint="eastAsia"/>
-          <w:sz w:val="20"/>
-          <w:szCs w:val="20"/>
-        </w:rPr>
-        <w:t>답</w:t>
-      </w:r>
-    </w:p>
-    <w:tbl>
-      <w:tblPr>
-        <w:tblStyle w:val="ac"/>
-        <w:tblW w:w="0" w:type="auto"/>
-        <w:tblLook w:val="04A0" w:firstRow="1" w:lastRow="0" w:firstColumn="1" w:lastColumn="0" w:noHBand="0" w:noVBand="1"/>
-      </w:tblPr>
-      <w:tblGrid>
-        <w:gridCol w:w="10752"/>
-      </w:tblGrid>
-      <w:tr>
-        <w:tc>
-          <w:tcPr>
-            <w:tcW w:w="10762" w:type="dxa"/>
-            <w:tcBorders>
-              <w:top w:val="single" w:sz="8" w:space="0" w:color="auto"/>
-              <w:left w:val="single" w:sz="8" w:space="0" w:color="auto"/>
-              <w:bottom w:val="single" w:sz="8" w:space="0" w:color="auto"/>
-              <w:right w:val="single" w:sz="8" w:space="0" w:color="auto"/>
-            </w:tcBorders>
-          </w:tcPr>
-          <w:p>
-            <w:pPr>
-              <w:rPr>
-                <w:sz w:val="20"/>
-                <w:szCs w:val="20"/>
-              </w:rPr>
-            </w:pPr>
-            <w:r>
-              <w:rPr>
-                <w:sz w:val="20"/>
-                <w:szCs w:val="20"/>
-              </w:rPr>
-              <w:t>{{</w:t>
-            </w:r>
-            <w:r>
-              <w:rPr>
-                <w:rFonts w:hint="eastAsia"/>
-                <w:sz w:val="20"/>
-                <w:szCs w:val="20"/>
-              </w:rPr>
-              <w:t>A2</w:t>
-            </w:r>
-            <w:r>
-              <w:rPr>
-                <w:sz w:val="20"/>
-                <w:szCs w:val="20"/>
-              </w:rPr>
-              <w:t>}}</w:t>
-            </w:r>
-          </w:p>
-        </w:tc>
-      </w:tr>
-    </w:tbl>
-    <w:p>
-      <w:pPr>
-        <w:rPr>
-          <w:sz w:val="20"/>
-          <w:szCs w:val="20"/>
-        </w:rPr>
-      </w:pPr>
+          <w:rFonts w:ascii="Noto Sans KR" w:hAnsi="Noto Sans KR" w:hint="eastAsia"/>
+          <w:bCs w:val="0"/>
+          <w:sz w:val="20"/>
+          <w:szCs w:val="20"/>
+        </w:rPr>
+        <w:t>{{A2}}</w:t>
+      </w:r>
     </w:p>
     <w:sectPr>
       <w:pgSz w:w="11906" w:h="16838"/>
@@ -846,56 +496,6 @@
     </w:sectPr>
   </w:body>
 </w:document>
-</file>
-
-<file path=word/endnotes.xml><?xml version="1.0" encoding="utf-8"?>
-<w:endnotes xmlns:wpc="http://schemas.microsoft.com/office/word/2010/wordprocessingCanvas" xmlns:cx="http://schemas.microsoft.com/office/drawing/2014/chartex" xmlns:cx1="http://schemas.microsoft.com/office/drawing/2015/9/8/chartex" xmlns:cx2="http://schemas.microsoft.com/office/drawing/2015/10/21/chartex" xmlns:cx3="http://schemas.microsoft.com/office/drawing/2016/5/9/chartex" xmlns:cx4="http://schemas.microsoft.com/office/drawing/2016/5/10/chartex" xmlns:cx5="http://schemas.microsoft.com/office/drawing/2016/5/11/chartex" xmlns:cx6="http://schemas.microsoft.com/office/drawing/2016/5/12/chartex" xmlns:cx7="http://schemas.microsoft.com/office/drawing/2016/5/13/chartex" xmlns:cx8="http://schemas.microsoft.com/office/drawing/2016/5/14/chartex" xmlns:mc="http://schemas.openxmlformats.org/markup-compatibility/2006" xmlns:aink="http://schemas.microsoft.com/office/drawing/2016/ink" xmlns:am3d="http://schemas.microsoft.com/office/drawing/2017/model3d" xmlns:o="urn:schemas-microsoft-com:office:office" xmlns:oel="http://schemas.microsoft.com/office/2019/extlst" xmlns:r="http://schemas.openxmlformats.org/officeDocument/2006/relationships" xmlns:m="http://schemas.openxmlformats.org/officeDocument/2006/math" xmlns:v="urn:schemas-microsoft-com:vml" xmlns:wp14="http://schemas.microsoft.com/office/word/2010/wordprocessingDrawing" xmlns:wp="http://schemas.openxmlformats.org/drawingml/2006/wordprocessingDrawing" xmlns:w10="urn:schemas-microsoft-com:office:word" xmlns:w="http://schemas.openxmlformats.org/wordprocessingml/2006/main" xmlns:w14="http://schemas.microsoft.com/office/word/2010/wordml" xmlns:w15="http://schemas.microsoft.com/office/word/2012/wordml" xmlns:w16cex="http://schemas.microsoft.com/office/word/2018/wordml/cex" xmlns:w16cid="http://schemas.microsoft.com/office/word/2016/wordml/cid" xmlns:w16="http://schemas.microsoft.com/office/word/2018/wordml" xmlns:w16du="http://schemas.microsoft.com/office/word/2023/wordml/word16du" xmlns:w16sdtdh="http://schemas.microsoft.com/office/word/2020/wordml/sdtdatahash" xmlns:w16sdtfl="http://schemas.microsoft.com/office/word/2024/wordml/sdtformatlock" xmlns:w16se="http://schemas.microsoft.com/office/word/2015/wordml/symex" xmlns:wpg="http://schemas.microsoft.com/office/word/2010/wordprocessingGroup" xmlns:wpi="http://schemas.microsoft.com/office/word/2010/wordprocessingInk" xmlns:wne="http://schemas.microsoft.com/office/word/2006/wordml" xmlns:wps="http://schemas.microsoft.com/office/word/2010/wordprocessingShape" mc:Ignorable="w14 w15 w16se w16cid w16 w16cex w16sdtdh w16sdtfl w16du wp14">
-  <w:endnote w:type="separator" w:id="-1">
-    <w:p>
-      <w:pPr>
-        <w:spacing w:after="0"/>
-      </w:pPr>
-      <w:r>
-        <w:separator/>
-      </w:r>
-    </w:p>
-  </w:endnote>
-  <w:endnote w:type="continuationSeparator" w:id="0">
-    <w:p>
-      <w:pPr>
-        <w:spacing w:after="0"/>
-      </w:pPr>
-      <w:r>
-        <w:continuationSeparator/>
-      </w:r>
-    </w:p>
-  </w:endnote>
-</w:endnotes>
-</file>
-
-<file path=word/footnotes.xml><?xml version="1.0" encoding="utf-8"?>
-<w:footnotes xmlns:wpc="http://schemas.microsoft.com/office/word/2010/wordprocessingCanvas" xmlns:cx="http://schemas.microsoft.com/office/drawing/2014/chartex" xmlns:cx1="http://schemas.microsoft.com/office/drawing/2015/9/8/chartex" xmlns:cx2="http://schemas.microsoft.com/office/drawing/2015/10/21/chartex" xmlns:cx3="http://schemas.microsoft.com/office/drawing/2016/5/9/chartex" xmlns:cx4="http://schemas.microsoft.com/office/drawing/2016/5/10/chartex" xmlns:cx5="http://schemas.microsoft.com/office/drawing/2016/5/11/chartex" xmlns:cx6="http://schemas.microsoft.com/office/drawing/2016/5/12/chartex" xmlns:cx7="http://schemas.microsoft.com/office/drawing/2016/5/13/chartex" xmlns:cx8="http://schemas.microsoft.com/office/drawing/2016/5/14/chartex" xmlns:mc="http://schemas.openxmlformats.org/markup-compatibility/2006" xmlns:aink="http://schemas.microsoft.com/office/drawing/2016/ink" xmlns:am3d="http://schemas.microsoft.com/office/drawing/2017/model3d" xmlns:o="urn:schemas-microsoft-com:office:office" xmlns:oel="http://schemas.microsoft.com/office/2019/extlst" xmlns:r="http://schemas.openxmlformats.org/officeDocument/2006/relationships" xmlns:m="http://schemas.openxmlformats.org/officeDocument/2006/math" xmlns:v="urn:schemas-microsoft-com:vml" xmlns:wp14="http://schemas.microsoft.com/office/word/2010/wordprocessingDrawing" xmlns:wp="http://schemas.openxmlformats.org/drawingml/2006/wordprocessingDrawing" xmlns:w10="urn:schemas-microsoft-com:office:word" xmlns:w="http://schemas.openxmlformats.org/wordprocessingml/2006/main" xmlns:w14="http://schemas.microsoft.com/office/word/2010/wordml" xmlns:w15="http://schemas.microsoft.com/office/word/2012/wordml" xmlns:w16cex="http://schemas.microsoft.com/office/word/2018/wordml/cex" xmlns:w16cid="http://schemas.microsoft.com/office/word/2016/wordml/cid" xmlns:w16="http://schemas.microsoft.com/office/word/2018/wordml" xmlns:w16du="http://schemas.microsoft.com/office/word/2023/wordml/word16du" xmlns:w16sdtdh="http://schemas.microsoft.com/office/word/2020/wordml/sdtdatahash" xmlns:w16sdtfl="http://schemas.microsoft.com/office/word/2024/wordml/sdtformatlock" xmlns:w16se="http://schemas.microsoft.com/office/word/2015/wordml/symex" xmlns:wpg="http://schemas.microsoft.com/office/word/2010/wordprocessingGroup" xmlns:wpi="http://schemas.microsoft.com/office/word/2010/wordprocessingInk" xmlns:wne="http://schemas.microsoft.com/office/word/2006/wordml" xmlns:wps="http://schemas.microsoft.com/office/word/2010/wordprocessingShape" mc:Ignorable="w14 w15 w16se w16cid w16 w16cex w16sdtdh w16sdtfl w16du wp14">
-  <w:footnote w:type="separator" w:id="-1">
-    <w:p>
-      <w:pPr>
-        <w:spacing w:after="0"/>
-      </w:pPr>
-      <w:r>
-        <w:separator/>
-      </w:r>
-    </w:p>
-  </w:footnote>
-  <w:footnote w:type="continuationSeparator" w:id="0">
-    <w:p>
-      <w:pPr>
-        <w:spacing w:after="0"/>
-      </w:pPr>
-      <w:r>
-        <w:continuationSeparator/>
-      </w:r>
-    </w:p>
-  </w:footnote>
-</w:footnotes>
 </file>
 
 <file path=word/styles.xml><?xml version="1.0" encoding="utf-8"?>
@@ -1501,7 +1101,6 @@
   <w:style w:type="character" w:default="1" w:styleId="a0">
     <w:name w:val="Default Paragraph Font"/>
     <w:uiPriority w:val="1"/>
-    <w:semiHidden/>
     <w:unhideWhenUsed/>
   </w:style>
   <w:style w:type="table" w:default="1" w:styleId="a1">
@@ -1810,55 +1409,11 @@
       <w:spacing w:val="5"/>
     </w:rPr>
   </w:style>
-  <w:style w:type="paragraph" w:styleId="aa">
-    <w:name w:val="header"/>
-    <w:basedOn w:val="a"/>
-    <w:link w:val="Char3"/>
-    <w:uiPriority w:val="99"/>
-    <w:unhideWhenUsed/>
-    <w:rsid w:val="00E453CD"/>
-    <w:pPr>
-      <w:tabs>
-        <w:tab w:val="center" w:pos="4513"/>
-        <w:tab w:val="right" w:pos="9026"/>
-      </w:tabs>
-      <w:snapToGrid w:val="0"/>
-    </w:pPr>
-  </w:style>
-  <w:style w:type="character" w:customStyle="1" w:styleId="Char3">
-    <w:name w:val="머리글 Char"/>
-    <w:basedOn w:val="a0"/>
-    <w:link w:val="aa"/>
-    <w:uiPriority w:val="99"/>
-    <w:rsid w:val="00E453CD"/>
-  </w:style>
-  <w:style w:type="paragraph" w:styleId="ab">
-    <w:name w:val="footer"/>
-    <w:basedOn w:val="a"/>
-    <w:link w:val="Char4"/>
-    <w:uiPriority w:val="99"/>
-    <w:unhideWhenUsed/>
-    <w:rsid w:val="00E453CD"/>
-    <w:pPr>
-      <w:tabs>
-        <w:tab w:val="center" w:pos="4513"/>
-        <w:tab w:val="right" w:pos="9026"/>
-      </w:tabs>
-      <w:snapToGrid w:val="0"/>
-    </w:pPr>
-  </w:style>
-  <w:style w:type="character" w:customStyle="1" w:styleId="Char4">
-    <w:name w:val="바닥글 Char"/>
-    <w:basedOn w:val="a0"/>
-    <w:link w:val="ab"/>
-    <w:uiPriority w:val="99"/>
-    <w:rsid w:val="00E453CD"/>
-  </w:style>
-  <w:style w:type="table" w:styleId="ac">
+  <w:style w:type="table" w:styleId="aa">
     <w:name w:val="Table Grid"/>
     <w:basedOn w:val="a1"/>
     <w:uiPriority w:val="39"/>
-    <w:rsid w:val="00DF709E"/>
+    <w:rsid w:val="004B539D"/>
     <w:pPr>
       <w:spacing w:after="0"/>
     </w:pPr>

--- a/templates/beginner.docx
+++ b/templates/beginner.docx
@@ -5,7 +5,7 @@
     <w:p>
       <w:pPr>
         <w:rPr>
-          <w:rFonts w:ascii="Noto Sans KR" w:hAnsi="Noto Sans KR"/>
+          <w:rFonts w:ascii="Noto Sans KR" w:hAnsi="Noto Sans KR" w:hint="eastAsia"/>
           <w:b/>
           <w:bCs w:val="0"/>
           <w:sz w:val="24"/>
@@ -21,471 +21,6 @@
           <w:szCs w:val="24"/>
         </w:rPr>
         <w:t>{{TITLE}}</w:t>
-      </w:r>
-    </w:p>
-    <w:p>
-      <w:pPr>
-        <w:rPr>
-          <w:rFonts w:ascii="Noto Sans KR" w:hAnsi="Noto Sans KR"/>
-          <w:b/>
-          <w:bCs w:val="0"/>
-        </w:rPr>
-      </w:pPr>
-    </w:p>
-    <w:p>
-      <w:pPr>
-        <w:rPr>
-          <w:rFonts w:ascii="Noto Sans KR" w:hAnsi="Noto Sans KR"/>
-          <w:bCs w:val="0"/>
-          <w:sz w:val="20"/>
-          <w:szCs w:val="20"/>
-        </w:rPr>
-      </w:pPr>
-      <w:r>
-        <w:rPr>
-          <w:rFonts w:ascii="Noto Sans KR" w:hAnsi="Noto Sans KR"/>
-          <w:bCs w:val="0"/>
-          <w:sz w:val="20"/>
-          <w:szCs w:val="20"/>
-        </w:rPr>
-        <w:t xml:space="preserve">1. 대화문을 듣고 빈칸에 알맞은 말을 쓰세요. </w:t>
-      </w:r>
-      <w:r>
-        <w:rPr>
-          <w:rFonts w:ascii="Microsoft YaHei" w:eastAsia="Microsoft YaHei" w:hAnsi="Microsoft YaHei" w:cs="Microsoft YaHei" w:hint="eastAsia"/>
-          <w:bCs w:val="0"/>
-          <w:sz w:val="20"/>
-          <w:szCs w:val="20"/>
-        </w:rPr>
-        <w:t>请</w:t>
-      </w:r>
-      <w:r>
-        <w:rPr>
-          <w:rFonts w:ascii="Noto Sans KR" w:hAnsi="Noto Sans KR" w:cs="Noto Sans KR" w:hint="eastAsia"/>
-          <w:bCs w:val="0"/>
-          <w:sz w:val="20"/>
-          <w:szCs w:val="20"/>
-        </w:rPr>
-        <w:t>听对</w:t>
-      </w:r>
-      <w:r>
-        <w:rPr>
-          <w:rFonts w:ascii="Microsoft YaHei" w:eastAsia="Microsoft YaHei" w:hAnsi="Microsoft YaHei" w:cs="Microsoft YaHei" w:hint="eastAsia"/>
-          <w:bCs w:val="0"/>
-          <w:sz w:val="20"/>
-          <w:szCs w:val="20"/>
-        </w:rPr>
-        <w:t>话</w:t>
-      </w:r>
-      <w:r>
-        <w:rPr>
-          <w:rFonts w:ascii="Noto Sans KR" w:hAnsi="Noto Sans KR" w:cs="Noto Sans KR" w:hint="eastAsia"/>
-          <w:bCs w:val="0"/>
-          <w:sz w:val="20"/>
-          <w:szCs w:val="20"/>
-        </w:rPr>
-        <w:t>并</w:t>
-      </w:r>
-      <w:r>
-        <w:rPr>
-          <w:rFonts w:ascii="Microsoft YaHei" w:eastAsia="Microsoft YaHei" w:hAnsi="Microsoft YaHei" w:cs="Microsoft YaHei" w:hint="eastAsia"/>
-          <w:bCs w:val="0"/>
-          <w:sz w:val="20"/>
-          <w:szCs w:val="20"/>
-        </w:rPr>
-        <w:t>填</w:t>
-      </w:r>
-      <w:r>
-        <w:rPr>
-          <w:rFonts w:ascii="Noto Sans KR" w:hAnsi="Noto Sans KR" w:cs="Noto Sans KR" w:hint="eastAsia"/>
-          <w:bCs w:val="0"/>
-          <w:sz w:val="20"/>
-          <w:szCs w:val="20"/>
-        </w:rPr>
-        <w:t>写空格</w:t>
-      </w:r>
-      <w:r>
-        <w:rPr>
-          <w:rFonts w:ascii="Noto Sans KR" w:hAnsi="Noto Sans KR"/>
-          <w:bCs w:val="0"/>
-          <w:sz w:val="20"/>
-          <w:szCs w:val="20"/>
-        </w:rPr>
-        <w:t>。</w:t>
-      </w:r>
-    </w:p>
-    <w:tbl>
-      <w:tblPr>
-        <w:tblStyle w:val="aa"/>
-        <w:tblW w:w="0" w:type="auto"/>
-        <w:tblLook w:val="04A0" w:firstRow="1" w:lastRow="0" w:firstColumn="1" w:lastColumn="0" w:noHBand="0" w:noVBand="1"/>
-      </w:tblPr>
-      <w:tblGrid>
-        <w:gridCol w:w="10752"/>
-      </w:tblGrid>
-      <w:tr>
-        <w:tc>
-          <w:tcPr>
-            <w:tcW w:w="10762" w:type="dxa"/>
-            <w:tcBorders>
-              <w:top w:val="single" w:sz="8" w:space="0" w:color="auto"/>
-              <w:left w:val="single" w:sz="8" w:space="0" w:color="auto"/>
-              <w:bottom w:val="single" w:sz="8" w:space="0" w:color="auto"/>
-              <w:right w:val="single" w:sz="8" w:space="0" w:color="auto"/>
-            </w:tcBorders>
-          </w:tcPr>
-          <w:p>
-            <w:pPr>
-              <w:rPr>
-                <w:rFonts w:ascii="Noto Sans KR" w:hAnsi="Noto Sans KR" w:hint="eastAsia"/>
-                <w:bCs w:val="0"/>
-                <w:sz w:val="24"/>
-                <w:szCs w:val="24"/>
-              </w:rPr>
-            </w:pPr>
-            <w:r>
-              <w:rPr>
-                <w:rFonts w:ascii="Noto Sans KR" w:hAnsi="Noto Sans KR" w:hint="eastAsia"/>
-                <w:bCs w:val="0"/>
-                <w:sz w:val="24"/>
-                <w:szCs w:val="24"/>
-              </w:rPr>
-              <w:t>{{Q1}}</w:t>
-            </w:r>
-          </w:p>
-        </w:tc>
-      </w:tr>
-    </w:tbl>
-    <w:p>
-      <w:pPr>
-        <w:rPr>
-          <w:rFonts w:ascii="Noto Sans KR" w:hAnsi="Noto Sans KR"/>
-          <w:bCs w:val="0"/>
-          <w:sz w:val="24"/>
-          <w:szCs w:val="24"/>
-        </w:rPr>
-      </w:pPr>
-    </w:p>
-    <w:p>
-      <w:pPr>
-        <w:ind w:left="200" w:hangingChars="100" w:hanging="200"/>
-        <w:rPr>
-          <w:rFonts w:ascii="Noto Sans KR" w:hAnsi="Noto Sans KR"/>
-          <w:sz w:val="20"/>
-          <w:szCs w:val="20"/>
-        </w:rPr>
-      </w:pPr>
-      <w:r>
-        <w:rPr>
-          <w:rFonts w:ascii="Noto Sans KR" w:hAnsi="Noto Sans KR"/>
-          <w:sz w:val="20"/>
-          <w:szCs w:val="20"/>
-        </w:rPr>
-        <w:t>2. 들은 대화문의 표현과 구조를 참고하여, 아래 중국어 대화를 한국어로 쓰세요。</w:t>
-      </w:r>
-      <w:r>
-        <w:rPr>
-          <w:rFonts w:ascii="Noto Sans KR" w:hAnsi="Noto Sans KR"/>
-          <w:sz w:val="20"/>
-          <w:szCs w:val="20"/>
-        </w:rPr>
-        <w:br/>
-      </w:r>
-      <w:r>
-        <w:rPr>
-          <w:rFonts w:ascii="Microsoft YaHei" w:eastAsia="Microsoft YaHei" w:hAnsi="Microsoft YaHei" w:cs="Microsoft YaHei" w:hint="eastAsia"/>
-          <w:sz w:val="20"/>
-          <w:szCs w:val="20"/>
-          <w:lang w:eastAsia="zh-CN"/>
-        </w:rPr>
-        <w:t>请</w:t>
-      </w:r>
-      <w:r>
-        <w:rPr>
-          <w:rFonts w:ascii="Noto Sans KR" w:hAnsi="Noto Sans KR" w:cs="Noto Sans KR" w:hint="eastAsia"/>
-          <w:sz w:val="20"/>
-          <w:szCs w:val="20"/>
-          <w:lang w:eastAsia="zh-CN"/>
-        </w:rPr>
-        <w:t>参考</w:t>
-      </w:r>
-      <w:r>
-        <w:rPr>
-          <w:rFonts w:ascii="Microsoft YaHei" w:eastAsia="Microsoft YaHei" w:hAnsi="Microsoft YaHei" w:cs="Microsoft YaHei" w:hint="eastAsia"/>
-          <w:sz w:val="20"/>
-          <w:szCs w:val="20"/>
-          <w:lang w:eastAsia="zh-CN"/>
-        </w:rPr>
-        <w:t>刚</w:t>
-      </w:r>
-      <w:r>
-        <w:rPr>
-          <w:rFonts w:ascii="Noto Sans KR" w:hAnsi="Noto Sans KR" w:cs="Noto Sans KR" w:hint="eastAsia"/>
-          <w:sz w:val="20"/>
-          <w:szCs w:val="20"/>
-          <w:lang w:eastAsia="zh-CN"/>
-        </w:rPr>
-        <w:t>才听到的对</w:t>
-      </w:r>
-      <w:r>
-        <w:rPr>
-          <w:rFonts w:ascii="Microsoft YaHei" w:eastAsia="Microsoft YaHei" w:hAnsi="Microsoft YaHei" w:cs="Microsoft YaHei" w:hint="eastAsia"/>
-          <w:sz w:val="20"/>
-          <w:szCs w:val="20"/>
-          <w:lang w:eastAsia="zh-CN"/>
-        </w:rPr>
-        <w:t>话</w:t>
-      </w:r>
-      <w:r>
-        <w:rPr>
-          <w:rFonts w:ascii="Noto Sans KR" w:hAnsi="Noto Sans KR" w:cs="Noto Sans KR" w:hint="eastAsia"/>
-          <w:sz w:val="20"/>
-          <w:szCs w:val="20"/>
-          <w:lang w:eastAsia="zh-CN"/>
-        </w:rPr>
-        <w:t>中的表</w:t>
-      </w:r>
-      <w:r>
-        <w:rPr>
-          <w:rFonts w:ascii="Microsoft YaHei" w:eastAsia="Microsoft YaHei" w:hAnsi="Microsoft YaHei" w:cs="Microsoft YaHei" w:hint="eastAsia"/>
-          <w:sz w:val="20"/>
-          <w:szCs w:val="20"/>
-          <w:lang w:eastAsia="zh-CN"/>
-        </w:rPr>
-        <w:t>达</w:t>
-      </w:r>
-      <w:r>
-        <w:rPr>
-          <w:rFonts w:ascii="Noto Sans KR" w:hAnsi="Noto Sans KR" w:cs="Noto Sans KR" w:hint="eastAsia"/>
-          <w:sz w:val="20"/>
-          <w:szCs w:val="20"/>
-          <w:lang w:eastAsia="zh-CN"/>
-        </w:rPr>
-        <w:t>和句型，把下面的中文对</w:t>
-      </w:r>
-      <w:r>
-        <w:rPr>
-          <w:rFonts w:ascii="Microsoft YaHei" w:eastAsia="Microsoft YaHei" w:hAnsi="Microsoft YaHei" w:cs="Microsoft YaHei" w:hint="eastAsia"/>
-          <w:sz w:val="20"/>
-          <w:szCs w:val="20"/>
-          <w:lang w:eastAsia="zh-CN"/>
-        </w:rPr>
-        <w:t>话</w:t>
-      </w:r>
-      <w:r>
-        <w:rPr>
-          <w:rFonts w:ascii="Noto Sans KR" w:hAnsi="Noto Sans KR" w:cs="Noto Sans KR" w:hint="eastAsia"/>
-          <w:sz w:val="20"/>
-          <w:szCs w:val="20"/>
-          <w:lang w:eastAsia="zh-CN"/>
-        </w:rPr>
-        <w:t>写成</w:t>
-      </w:r>
-      <w:r>
-        <w:rPr>
-          <w:rFonts w:ascii="Microsoft YaHei" w:eastAsia="Microsoft YaHei" w:hAnsi="Microsoft YaHei" w:cs="Microsoft YaHei" w:hint="eastAsia"/>
-          <w:sz w:val="20"/>
-          <w:szCs w:val="20"/>
-          <w:lang w:eastAsia="zh-CN"/>
-        </w:rPr>
-        <w:t>韩语</w:t>
-      </w:r>
-      <w:r>
-        <w:rPr>
-          <w:rFonts w:ascii="Noto Sans KR" w:hAnsi="Noto Sans KR"/>
-          <w:sz w:val="20"/>
-          <w:szCs w:val="20"/>
-          <w:lang w:eastAsia="zh-CN"/>
-        </w:rPr>
-        <w:t>。</w:t>
-      </w:r>
-    </w:p>
-    <w:tbl>
-      <w:tblPr>
-        <w:tblStyle w:val="aa"/>
-        <w:tblW w:w="0" w:type="auto"/>
-        <w:tblInd w:w="-5" w:type="dxa"/>
-        <w:tblBorders>
-          <w:top w:val="single" w:sz="8" w:space="0" w:color="auto"/>
-          <w:left w:val="single" w:sz="8" w:space="0" w:color="auto"/>
-          <w:bottom w:val="single" w:sz="8" w:space="0" w:color="auto"/>
-          <w:right w:val="single" w:sz="8" w:space="0" w:color="auto"/>
-          <w:insideH w:val="none" w:sz="0" w:space="0" w:color="auto"/>
-          <w:insideV w:val="none" w:sz="0" w:space="0" w:color="auto"/>
-        </w:tblBorders>
-        <w:tblLook w:val="04A0" w:firstRow="1" w:lastRow="0" w:firstColumn="1" w:lastColumn="0" w:noHBand="0" w:noVBand="1"/>
-      </w:tblPr>
-      <w:tblGrid>
-        <w:gridCol w:w="10757"/>
-      </w:tblGrid>
-      <w:tr>
-        <w:tc>
-          <w:tcPr>
-            <w:tcW w:w="10767" w:type="dxa"/>
-          </w:tcPr>
-          <w:p>
-            <w:pPr>
-              <w:rPr>
-                <w:rFonts w:ascii="Noto Sans KR" w:hAnsi="Noto Sans KR" w:hint="eastAsia"/>
-                <w:bCs w:val="0"/>
-                <w:sz w:val="24"/>
-                <w:szCs w:val="24"/>
-              </w:rPr>
-            </w:pPr>
-            <w:r>
-              <w:rPr>
-                <w:rFonts w:ascii="Noto Sans KR" w:hAnsi="Noto Sans KR" w:hint="eastAsia"/>
-                <w:bCs w:val="0"/>
-                <w:sz w:val="24"/>
-                <w:szCs w:val="24"/>
-              </w:rPr>
-              <w:t>{{Q2}}</w:t>
-            </w:r>
-          </w:p>
-        </w:tc>
-      </w:tr>
-    </w:tbl>
-    <w:p>
-      <w:pPr>
-        <w:ind w:left="240" w:hangingChars="100" w:hanging="240"/>
-        <w:rPr>
-          <w:rFonts w:ascii="Noto Sans KR" w:hAnsi="Noto Sans KR"/>
-          <w:bCs w:val="0"/>
-          <w:sz w:val="24"/>
-          <w:szCs w:val="24"/>
-        </w:rPr>
-      </w:pPr>
-    </w:p>
-    <w:p>
-      <w:pPr>
-        <w:rPr>
-          <w:rFonts w:ascii="Noto Sans KR" w:hAnsi="Noto Sans KR"/>
-          <w:bCs w:val="0"/>
-          <w:sz w:val="24"/>
-          <w:szCs w:val="24"/>
-        </w:rPr>
-      </w:pPr>
-      <w:r>
-        <w:rPr>
-          <w:rFonts w:ascii="Noto Sans KR" w:hAnsi="Noto Sans KR"/>
-          <w:bCs w:val="0"/>
-          <w:sz w:val="24"/>
-          <w:szCs w:val="24"/>
-        </w:rPr>
-        <w:br w:type="page"/>
-      </w:r>
-    </w:p>
-    <w:p>
-      <w:pPr>
-        <w:rPr>
-          <w:rFonts w:ascii="Noto Sans KR" w:hAnsi="Noto Sans KR"/>
-          <w:b/>
-          <w:bCs w:val="0"/>
-          <w:sz w:val="24"/>
-          <w:szCs w:val="24"/>
-        </w:rPr>
-      </w:pPr>
-      <w:r>
-        <w:rPr>
-          <w:rFonts w:ascii="Noto Sans KR" w:hAnsi="Noto Sans KR" w:hint="eastAsia"/>
-          <w:b/>
-          <w:bCs w:val="0"/>
-          <w:sz w:val="24"/>
-          <w:szCs w:val="24"/>
-        </w:rPr>
-        <w:lastRenderedPageBreak/>
-        <w:t>{{TITLE}}</w:t>
-      </w:r>
-    </w:p>
-    <w:p>
-      <w:pPr>
-        <w:ind w:left="200" w:hangingChars="100" w:hanging="200"/>
-        <w:rPr>
-          <w:rFonts w:ascii="Noto Sans KR" w:hAnsi="Noto Sans KR"/>
-          <w:bCs w:val="0"/>
-          <w:sz w:val="20"/>
-          <w:szCs w:val="20"/>
-        </w:rPr>
-      </w:pPr>
-      <w:r>
-        <w:rPr>
-          <w:rFonts w:ascii="Noto Sans KR" w:hAnsi="Noto Sans KR" w:hint="eastAsia"/>
-          <w:bCs w:val="0"/>
-          <w:sz w:val="20"/>
-          <w:szCs w:val="20"/>
-        </w:rPr>
-        <w:t>1번답</w:t>
-      </w:r>
-    </w:p>
-    <w:p>
-      <w:pPr>
-        <w:ind w:left="200" w:hangingChars="100" w:hanging="200"/>
-        <w:rPr>
-          <w:rFonts w:ascii="Noto Sans KR" w:hAnsi="Noto Sans KR"/>
-          <w:bCs w:val="0"/>
-          <w:sz w:val="20"/>
-          <w:szCs w:val="20"/>
-        </w:rPr>
-      </w:pPr>
-      <w:r>
-        <w:rPr>
-          <w:rFonts w:ascii="Noto Sans KR" w:hAnsi="Noto Sans KR" w:hint="eastAsia"/>
-          <w:bCs w:val="0"/>
-          <w:sz w:val="20"/>
-          <w:szCs w:val="20"/>
-        </w:rPr>
-        <w:t>{{A1}}</w:t>
-      </w:r>
-    </w:p>
-    <w:p>
-      <w:pPr>
-        <w:ind w:left="200" w:hangingChars="100" w:hanging="200"/>
-        <w:rPr>
-          <w:rFonts w:ascii="Noto Sans KR" w:hAnsi="Noto Sans KR"/>
-          <w:bCs w:val="0"/>
-          <w:sz w:val="20"/>
-          <w:szCs w:val="20"/>
-        </w:rPr>
-      </w:pPr>
-    </w:p>
-    <w:p>
-      <w:pPr>
-        <w:ind w:left="200" w:hangingChars="100" w:hanging="200"/>
-        <w:rPr>
-          <w:rFonts w:ascii="Noto Sans KR" w:hAnsi="Noto Sans KR"/>
-          <w:bCs w:val="0"/>
-          <w:sz w:val="20"/>
-          <w:szCs w:val="20"/>
-        </w:rPr>
-      </w:pPr>
-      <w:r>
-        <w:rPr>
-          <w:rFonts w:ascii="Noto Sans KR" w:hAnsi="Noto Sans KR" w:hint="eastAsia"/>
-          <w:bCs w:val="0"/>
-          <w:sz w:val="20"/>
-          <w:szCs w:val="20"/>
-        </w:rPr>
-        <w:t>2번답</w:t>
-      </w:r>
-    </w:p>
-    <w:p>
-      <w:pPr>
-        <w:ind w:left="200" w:hangingChars="100" w:hanging="200"/>
-        <w:rPr>
-          <w:rFonts w:ascii="Noto Sans KR" w:hAnsi="Noto Sans KR" w:hint="eastAsia"/>
-          <w:bCs w:val="0"/>
-          <w:sz w:val="20"/>
-          <w:szCs w:val="20"/>
-        </w:rPr>
-      </w:pPr>
-      <w:r>
-        <w:rPr>
-          <w:rFonts w:ascii="Noto Sans KR" w:hAnsi="Noto Sans KR" w:hint="eastAsia"/>
-          <w:bCs w:val="0"/>
-          <w:sz w:val="20"/>
-          <w:szCs w:val="20"/>
-        </w:rPr>
-        <w:t>{{A2}}</w:t>
       </w:r>
     </w:p>
     <w:sectPr>
@@ -1101,6 +636,7 @@
   <w:style w:type="character" w:default="1" w:styleId="a0">
     <w:name w:val="Default Paragraph Font"/>
     <w:uiPriority w:val="1"/>
+    <w:semiHidden/>
     <w:unhideWhenUsed/>
   </w:style>
   <w:style w:type="table" w:default="1" w:styleId="a1">

--- a/templates/beginner.docx
+++ b/templates/beginner.docx
@@ -20,7 +20,7 @@
           <w:sz w:val="24"/>
           <w:szCs w:val="24"/>
         </w:rPr>
-        <w:t>{{TITLE}}</w:t>
+        <w:t>{TITLE}</w:t>
       </w:r>
     </w:p>
     <w:sectPr>

--- a/templates/beginner.docx
+++ b/templates/beginner.docx
@@ -5,7 +5,6 @@
     <w:p>
       <w:pPr>
         <w:rPr>
-          <w:rFonts w:ascii="Noto Sans KR" w:hAnsi="Noto Sans KR" w:hint="eastAsia"/>
           <w:b/>
           <w:bCs w:val="0"/>
           <w:sz w:val="24"/>
@@ -14,14 +13,837 @@
       </w:pPr>
       <w:r>
         <w:rPr>
-          <w:rFonts w:ascii="Noto Sans KR" w:hAnsi="Noto Sans KR" w:hint="eastAsia"/>
+          <w:b/>
+          <w:sz w:val="24"/>
+          <w:szCs w:val="24"/>
+        </w:rPr>
+        <w:t>{TITLE}</w:t>
+      </w:r>
+      <w:r>
+        <w:rPr>
           <w:b/>
           <w:bCs w:val="0"/>
           <w:sz w:val="24"/>
           <w:szCs w:val="24"/>
         </w:rPr>
-        <w:t>{TITLE}</w:t>
-      </w:r>
+        <w:br/>
+      </w:r>
+    </w:p>
+    <w:p>
+      <w:pPr>
+        <w:rPr>
+          <w:sz w:val="24"/>
+          <w:szCs w:val="24"/>
+        </w:rPr>
+      </w:pPr>
+      <w:r>
+        <w:rPr>
+          <w:rFonts w:hint="eastAsia"/>
+          <w:sz w:val="24"/>
+          <w:szCs w:val="24"/>
+        </w:rPr>
+        <w:t xml:space="preserve">1. </w:t>
+      </w:r>
+      <w:r>
+        <w:rPr>
+          <w:rFonts w:hint="eastAsia"/>
+          <w:sz w:val="24"/>
+          <w:szCs w:val="24"/>
+        </w:rPr>
+        <w:t>대화문을</w:t>
+      </w:r>
+      <w:r>
+        <w:rPr>
+          <w:rFonts w:hint="eastAsia"/>
+          <w:sz w:val="24"/>
+          <w:szCs w:val="24"/>
+        </w:rPr>
+        <w:t xml:space="preserve"> </w:t>
+      </w:r>
+      <w:r>
+        <w:rPr>
+          <w:sz w:val="24"/>
+          <w:szCs w:val="24"/>
+        </w:rPr>
+        <w:t>듣고</w:t>
+      </w:r>
+      <w:r>
+        <w:rPr>
+          <w:sz w:val="24"/>
+          <w:szCs w:val="24"/>
+        </w:rPr>
+        <w:t xml:space="preserve"> </w:t>
+      </w:r>
+      <w:r>
+        <w:rPr>
+          <w:sz w:val="24"/>
+          <w:szCs w:val="24"/>
+        </w:rPr>
+        <w:t>빈칸에</w:t>
+      </w:r>
+      <w:r>
+        <w:rPr>
+          <w:sz w:val="24"/>
+          <w:szCs w:val="24"/>
+        </w:rPr>
+        <w:t xml:space="preserve"> </w:t>
+      </w:r>
+      <w:r>
+        <w:rPr>
+          <w:sz w:val="24"/>
+          <w:szCs w:val="24"/>
+        </w:rPr>
+        <w:t>알맞은</w:t>
+      </w:r>
+      <w:r>
+        <w:rPr>
+          <w:sz w:val="24"/>
+          <w:szCs w:val="24"/>
+        </w:rPr>
+        <w:t xml:space="preserve"> </w:t>
+      </w:r>
+      <w:r>
+        <w:rPr>
+          <w:sz w:val="24"/>
+          <w:szCs w:val="24"/>
+        </w:rPr>
+        <w:t>말을</w:t>
+      </w:r>
+      <w:r>
+        <w:rPr>
+          <w:sz w:val="24"/>
+          <w:szCs w:val="24"/>
+        </w:rPr>
+        <w:t xml:space="preserve"> </w:t>
+      </w:r>
+      <w:r>
+        <w:rPr>
+          <w:sz w:val="24"/>
+          <w:szCs w:val="24"/>
+        </w:rPr>
+        <w:t>쓰세요</w:t>
+      </w:r>
+      <w:r>
+        <w:rPr>
+          <w:sz w:val="24"/>
+          <w:szCs w:val="24"/>
+        </w:rPr>
+        <w:t>.</w:t>
+      </w:r>
+      <w:r>
+        <w:rPr>
+          <w:rFonts w:hint="eastAsia"/>
+          <w:sz w:val="24"/>
+          <w:szCs w:val="24"/>
+        </w:rPr>
+        <w:t xml:space="preserve"> </w:t>
+      </w:r>
+      <w:r>
+        <w:rPr>
+          <w:rFonts w:ascii="Microsoft YaHei" w:eastAsia="Microsoft YaHei" w:hAnsi="Microsoft YaHei" w:cs="Microsoft YaHei" w:hint="eastAsia"/>
+          <w:sz w:val="24"/>
+          <w:szCs w:val="24"/>
+        </w:rPr>
+        <w:t>请</w:t>
+      </w:r>
+      <w:r>
+        <w:rPr>
+          <w:rFonts w:ascii="Noto Sans KR" w:hAnsi="Noto Sans KR" w:cs="Noto Sans KR" w:hint="eastAsia"/>
+          <w:sz w:val="24"/>
+          <w:szCs w:val="24"/>
+        </w:rPr>
+        <w:t>听对</w:t>
+      </w:r>
+      <w:r>
+        <w:rPr>
+          <w:rFonts w:ascii="Microsoft YaHei" w:eastAsia="Microsoft YaHei" w:hAnsi="Microsoft YaHei" w:cs="Microsoft YaHei" w:hint="eastAsia"/>
+          <w:sz w:val="24"/>
+          <w:szCs w:val="24"/>
+        </w:rPr>
+        <w:t>话</w:t>
+      </w:r>
+      <w:r>
+        <w:rPr>
+          <w:rFonts w:ascii="Noto Sans KR" w:hAnsi="Noto Sans KR" w:cs="Noto Sans KR" w:hint="eastAsia"/>
+          <w:sz w:val="24"/>
+          <w:szCs w:val="24"/>
+        </w:rPr>
+        <w:t>并</w:t>
+      </w:r>
+      <w:r>
+        <w:rPr>
+          <w:rFonts w:ascii="Microsoft YaHei" w:eastAsia="Microsoft YaHei" w:hAnsi="Microsoft YaHei" w:cs="Microsoft YaHei" w:hint="eastAsia"/>
+          <w:sz w:val="24"/>
+          <w:szCs w:val="24"/>
+        </w:rPr>
+        <w:t>填</w:t>
+      </w:r>
+      <w:r>
+        <w:rPr>
+          <w:rFonts w:ascii="Noto Sans KR" w:hAnsi="Noto Sans KR" w:cs="Noto Sans KR" w:hint="eastAsia"/>
+          <w:sz w:val="24"/>
+          <w:szCs w:val="24"/>
+        </w:rPr>
+        <w:t>写空格</w:t>
+      </w:r>
+      <w:r>
+        <w:rPr>
+          <w:rFonts w:ascii="Noto Sans KR" w:hAnsi="Noto Sans KR" w:cs="Noto Sans KR" w:hint="eastAsia"/>
+          <w:sz w:val="24"/>
+          <w:szCs w:val="24"/>
+        </w:rPr>
+        <w:t>。</w:t>
+      </w:r>
+    </w:p>
+    <w:tbl>
+      <w:tblPr>
+        <w:tblStyle w:val="ac"/>
+        <w:tblW w:w="0" w:type="auto"/>
+        <w:tblLook w:val="04A0" w:firstRow="1" w:lastRow="0" w:firstColumn="1" w:lastColumn="0" w:noHBand="0" w:noVBand="1"/>
+      </w:tblPr>
+      <w:tblGrid>
+        <w:gridCol w:w="10752"/>
+      </w:tblGrid>
+      <w:tr>
+        <w:tc>
+          <w:tcPr>
+            <w:tcW w:w="10762" w:type="dxa"/>
+            <w:tcBorders>
+              <w:top w:val="single" w:sz="8" w:space="0" w:color="auto"/>
+              <w:left w:val="single" w:sz="8" w:space="0" w:color="auto"/>
+              <w:bottom w:val="single" w:sz="8" w:space="0" w:color="auto"/>
+              <w:right w:val="single" w:sz="8" w:space="0" w:color="auto"/>
+            </w:tcBorders>
+          </w:tcPr>
+          <w:p>
+            <w:pPr>
+              <w:rPr>
+                <w:sz w:val="20"/>
+                <w:szCs w:val="20"/>
+              </w:rPr>
+            </w:pPr>
+            <w:r>
+              <w:rPr>
+                <w:sz w:val="20"/>
+                <w:szCs w:val="20"/>
+              </w:rPr>
+              <w:t>{Q1}</w:t>
+            </w:r>
+          </w:p>
+        </w:tc>
+      </w:tr>
+    </w:tbl>
+    <w:p/>
+    <w:p/>
+    <w:p>
+      <w:pPr>
+        <w:ind w:left="240" w:hangingChars="100" w:hanging="240"/>
+        <w:rPr>
+          <w:sz w:val="24"/>
+          <w:szCs w:val="24"/>
+        </w:rPr>
+      </w:pPr>
+    </w:p>
+    <w:p>
+      <w:pPr>
+        <w:ind w:left="240" w:hangingChars="100" w:hanging="240"/>
+        <w:rPr>
+          <w:sz w:val="20"/>
+          <w:szCs w:val="20"/>
+          <w:lang w:eastAsia="zh-CN"/>
+        </w:rPr>
+      </w:pPr>
+      <w:r>
+        <w:rPr>
+          <w:rFonts w:hint="eastAsia"/>
+          <w:sz w:val="24"/>
+          <w:szCs w:val="24"/>
+        </w:rPr>
+        <w:t xml:space="preserve">2. </w:t>
+      </w:r>
+      <w:r>
+        <w:rPr>
+          <w:sz w:val="24"/>
+          <w:szCs w:val="24"/>
+        </w:rPr>
+        <w:t>들은</w:t>
+      </w:r>
+      <w:r>
+        <w:rPr>
+          <w:sz w:val="24"/>
+          <w:szCs w:val="24"/>
+        </w:rPr>
+        <w:t xml:space="preserve"> </w:t>
+      </w:r>
+      <w:r>
+        <w:rPr>
+          <w:sz w:val="24"/>
+          <w:szCs w:val="24"/>
+        </w:rPr>
+        <w:t>대화문의</w:t>
+      </w:r>
+      <w:r>
+        <w:rPr>
+          <w:sz w:val="24"/>
+          <w:szCs w:val="24"/>
+        </w:rPr>
+        <w:t xml:space="preserve"> </w:t>
+      </w:r>
+      <w:r>
+        <w:rPr>
+          <w:sz w:val="24"/>
+          <w:szCs w:val="24"/>
+        </w:rPr>
+        <w:t>표현과</w:t>
+      </w:r>
+      <w:r>
+        <w:rPr>
+          <w:sz w:val="24"/>
+          <w:szCs w:val="24"/>
+        </w:rPr>
+        <w:t xml:space="preserve"> </w:t>
+      </w:r>
+      <w:r>
+        <w:rPr>
+          <w:sz w:val="24"/>
+          <w:szCs w:val="24"/>
+        </w:rPr>
+        <w:t>구조를</w:t>
+      </w:r>
+      <w:r>
+        <w:rPr>
+          <w:sz w:val="24"/>
+          <w:szCs w:val="24"/>
+        </w:rPr>
+        <w:t xml:space="preserve"> </w:t>
+      </w:r>
+      <w:r>
+        <w:rPr>
+          <w:sz w:val="24"/>
+          <w:szCs w:val="24"/>
+        </w:rPr>
+        <w:t>참고하여</w:t>
+      </w:r>
+      <w:r>
+        <w:rPr>
+          <w:sz w:val="24"/>
+          <w:szCs w:val="24"/>
+        </w:rPr>
+        <w:t xml:space="preserve">, </w:t>
+      </w:r>
+      <w:r>
+        <w:rPr>
+          <w:sz w:val="24"/>
+          <w:szCs w:val="24"/>
+        </w:rPr>
+        <w:t>아래</w:t>
+      </w:r>
+      <w:r>
+        <w:rPr>
+          <w:sz w:val="24"/>
+          <w:szCs w:val="24"/>
+        </w:rPr>
+        <w:t xml:space="preserve"> </w:t>
+      </w:r>
+      <w:r>
+        <w:rPr>
+          <w:sz w:val="24"/>
+          <w:szCs w:val="24"/>
+        </w:rPr>
+        <w:t>중국어</w:t>
+      </w:r>
+      <w:r>
+        <w:rPr>
+          <w:sz w:val="24"/>
+          <w:szCs w:val="24"/>
+        </w:rPr>
+        <w:t xml:space="preserve"> </w:t>
+      </w:r>
+      <w:r>
+        <w:rPr>
+          <w:sz w:val="24"/>
+          <w:szCs w:val="24"/>
+        </w:rPr>
+        <w:t>대화를</w:t>
+      </w:r>
+      <w:r>
+        <w:rPr>
+          <w:sz w:val="24"/>
+          <w:szCs w:val="24"/>
+        </w:rPr>
+        <w:t xml:space="preserve"> </w:t>
+      </w:r>
+      <w:r>
+        <w:rPr>
+          <w:sz w:val="24"/>
+          <w:szCs w:val="24"/>
+        </w:rPr>
+        <w:t>한국어로</w:t>
+      </w:r>
+      <w:r>
+        <w:rPr>
+          <w:sz w:val="24"/>
+          <w:szCs w:val="24"/>
+        </w:rPr>
+        <w:t xml:space="preserve"> </w:t>
+      </w:r>
+      <w:r>
+        <w:rPr>
+          <w:sz w:val="24"/>
+          <w:szCs w:val="24"/>
+        </w:rPr>
+        <w:t>쓰세요</w:t>
+      </w:r>
+      <w:r>
+        <w:rPr>
+          <w:sz w:val="24"/>
+          <w:szCs w:val="24"/>
+        </w:rPr>
+        <w:t>.</w:t>
+      </w:r>
+      <w:r>
+        <w:rPr>
+          <w:sz w:val="24"/>
+          <w:szCs w:val="24"/>
+        </w:rPr>
+        <w:br/>
+      </w:r>
+      <w:r>
+        <w:rPr>
+          <w:rFonts w:hint="eastAsia"/>
+          <w:sz w:val="20"/>
+          <w:szCs w:val="20"/>
+        </w:rPr>
+        <w:t xml:space="preserve"> </w:t>
+      </w:r>
+      <w:r>
+        <w:rPr>
+          <w:rFonts w:ascii="Microsoft YaHei" w:eastAsia="Microsoft YaHei" w:hAnsi="Microsoft YaHei" w:cs="Microsoft YaHei" w:hint="eastAsia"/>
+          <w:sz w:val="24"/>
+          <w:szCs w:val="24"/>
+          <w:lang w:eastAsia="zh-CN"/>
+        </w:rPr>
+        <w:t>请</w:t>
+      </w:r>
+      <w:r>
+        <w:rPr>
+          <w:rFonts w:ascii="Noto Sans KR" w:hAnsi="Noto Sans KR" w:cs="Noto Sans KR" w:hint="eastAsia"/>
+          <w:sz w:val="24"/>
+          <w:szCs w:val="24"/>
+          <w:lang w:eastAsia="zh-CN"/>
+        </w:rPr>
+        <w:t>参考</w:t>
+      </w:r>
+      <w:r>
+        <w:rPr>
+          <w:rFonts w:ascii="Microsoft YaHei" w:eastAsia="Microsoft YaHei" w:hAnsi="Microsoft YaHei" w:cs="Microsoft YaHei" w:hint="eastAsia"/>
+          <w:sz w:val="24"/>
+          <w:szCs w:val="24"/>
+          <w:lang w:eastAsia="zh-CN"/>
+        </w:rPr>
+        <w:t>刚</w:t>
+      </w:r>
+      <w:r>
+        <w:rPr>
+          <w:rFonts w:ascii="Noto Sans KR" w:hAnsi="Noto Sans KR" w:cs="Noto Sans KR" w:hint="eastAsia"/>
+          <w:sz w:val="24"/>
+          <w:szCs w:val="24"/>
+          <w:lang w:eastAsia="zh-CN"/>
+        </w:rPr>
+        <w:t>才听到的对</w:t>
+      </w:r>
+      <w:r>
+        <w:rPr>
+          <w:rFonts w:ascii="Microsoft YaHei" w:eastAsia="Microsoft YaHei" w:hAnsi="Microsoft YaHei" w:cs="Microsoft YaHei" w:hint="eastAsia"/>
+          <w:sz w:val="24"/>
+          <w:szCs w:val="24"/>
+          <w:lang w:eastAsia="zh-CN"/>
+        </w:rPr>
+        <w:t>话</w:t>
+      </w:r>
+      <w:r>
+        <w:rPr>
+          <w:rFonts w:ascii="Noto Sans KR" w:hAnsi="Noto Sans KR" w:cs="Noto Sans KR" w:hint="eastAsia"/>
+          <w:sz w:val="24"/>
+          <w:szCs w:val="24"/>
+          <w:lang w:eastAsia="zh-CN"/>
+        </w:rPr>
+        <w:t>中的表</w:t>
+      </w:r>
+      <w:r>
+        <w:rPr>
+          <w:rFonts w:ascii="Microsoft YaHei" w:eastAsia="Microsoft YaHei" w:hAnsi="Microsoft YaHei" w:cs="Microsoft YaHei" w:hint="eastAsia"/>
+          <w:sz w:val="24"/>
+          <w:szCs w:val="24"/>
+          <w:lang w:eastAsia="zh-CN"/>
+        </w:rPr>
+        <w:t>达</w:t>
+      </w:r>
+      <w:r>
+        <w:rPr>
+          <w:rFonts w:ascii="Noto Sans KR" w:hAnsi="Noto Sans KR" w:cs="Noto Sans KR" w:hint="eastAsia"/>
+          <w:sz w:val="24"/>
+          <w:szCs w:val="24"/>
+          <w:lang w:eastAsia="zh-CN"/>
+        </w:rPr>
+        <w:t>和句型，把下面的中文对</w:t>
+      </w:r>
+      <w:r>
+        <w:rPr>
+          <w:rFonts w:ascii="Microsoft YaHei" w:eastAsia="Microsoft YaHei" w:hAnsi="Microsoft YaHei" w:cs="Microsoft YaHei" w:hint="eastAsia"/>
+          <w:sz w:val="24"/>
+          <w:szCs w:val="24"/>
+          <w:lang w:eastAsia="zh-CN"/>
+        </w:rPr>
+        <w:t>话</w:t>
+      </w:r>
+      <w:r>
+        <w:rPr>
+          <w:rFonts w:ascii="Noto Sans KR" w:hAnsi="Noto Sans KR" w:cs="Noto Sans KR" w:hint="eastAsia"/>
+          <w:sz w:val="24"/>
+          <w:szCs w:val="24"/>
+          <w:lang w:eastAsia="zh-CN"/>
+        </w:rPr>
+        <w:t>写成</w:t>
+      </w:r>
+      <w:r>
+        <w:rPr>
+          <w:rFonts w:ascii="Microsoft YaHei" w:eastAsia="Microsoft YaHei" w:hAnsi="Microsoft YaHei" w:cs="Microsoft YaHei" w:hint="eastAsia"/>
+          <w:sz w:val="24"/>
+          <w:szCs w:val="24"/>
+          <w:lang w:eastAsia="zh-CN"/>
+        </w:rPr>
+        <w:t>韩语</w:t>
+      </w:r>
+      <w:r>
+        <w:rPr>
+          <w:rFonts w:ascii="Noto Sans KR" w:hAnsi="Noto Sans KR" w:cs="Noto Sans KR" w:hint="eastAsia"/>
+          <w:sz w:val="24"/>
+          <w:szCs w:val="24"/>
+          <w:lang w:eastAsia="zh-CN"/>
+        </w:rPr>
+        <w:t>。</w:t>
+      </w:r>
+    </w:p>
+    <w:tbl>
+      <w:tblPr>
+        <w:tblStyle w:val="ac"/>
+        <w:tblW w:w="0" w:type="auto"/>
+        <w:tblLook w:val="04A0" w:firstRow="1" w:lastRow="0" w:firstColumn="1" w:lastColumn="0" w:noHBand="0" w:noVBand="1"/>
+      </w:tblPr>
+      <w:tblGrid>
+        <w:gridCol w:w="10752"/>
+      </w:tblGrid>
+      <w:tr>
+        <w:tc>
+          <w:tcPr>
+            <w:tcW w:w="10762" w:type="dxa"/>
+            <w:tcBorders>
+              <w:top w:val="single" w:sz="8" w:space="0" w:color="auto"/>
+              <w:left w:val="single" w:sz="8" w:space="0" w:color="auto"/>
+              <w:bottom w:val="single" w:sz="8" w:space="0" w:color="auto"/>
+              <w:right w:val="single" w:sz="8" w:space="0" w:color="auto"/>
+            </w:tcBorders>
+          </w:tcPr>
+          <w:p>
+            <w:pPr>
+              <w:rPr>
+                <w:sz w:val="20"/>
+                <w:szCs w:val="20"/>
+                <w:lang w:eastAsia="zh-CN"/>
+              </w:rPr>
+            </w:pPr>
+            <w:r>
+              <w:rPr>
+                <w:sz w:val="20"/>
+                <w:szCs w:val="20"/>
+                <w:lang w:eastAsia="zh-CN"/>
+              </w:rPr>
+              <w:t>{Q</w:t>
+            </w:r>
+            <w:r>
+              <w:rPr>
+                <w:rFonts w:hint="eastAsia"/>
+                <w:sz w:val="20"/>
+                <w:szCs w:val="20"/>
+              </w:rPr>
+              <w:t>2</w:t>
+            </w:r>
+            <w:r>
+              <w:rPr>
+                <w:sz w:val="20"/>
+                <w:szCs w:val="20"/>
+                <w:lang w:eastAsia="zh-CN"/>
+              </w:rPr>
+              <w:t>}</w:t>
+            </w:r>
+          </w:p>
+        </w:tc>
+      </w:tr>
+    </w:tbl>
+    <w:p>
+      <w:pPr>
+        <w:rPr>
+          <w:sz w:val="20"/>
+          <w:szCs w:val="20"/>
+          <w:lang w:eastAsia="zh-CN"/>
+        </w:rPr>
+      </w:pPr>
+    </w:p>
+    <w:p>
+      <w:pPr>
+        <w:rPr>
+          <w:sz w:val="20"/>
+          <w:szCs w:val="20"/>
+          <w:lang w:eastAsia="zh-CN"/>
+        </w:rPr>
+      </w:pPr>
+    </w:p>
+    <w:p>
+      <w:pPr>
+        <w:rPr>
+          <w:b/>
+          <w:sz w:val="24"/>
+          <w:szCs w:val="24"/>
+        </w:rPr>
+      </w:pPr>
+      <w:r>
+        <w:rPr>
+          <w:b/>
+          <w:sz w:val="24"/>
+          <w:szCs w:val="24"/>
+        </w:rPr>
+        <w:br w:type="page"/>
+      </w:r>
+    </w:p>
+    <w:p>
+      <w:pPr>
+        <w:rPr>
+          <w:b/>
+          <w:sz w:val="24"/>
+          <w:szCs w:val="24"/>
+        </w:rPr>
+      </w:pPr>
+      <w:r>
+        <w:rPr>
+          <w:rFonts w:hint="eastAsia"/>
+          <w:b/>
+          <w:sz w:val="24"/>
+          <w:szCs w:val="24"/>
+        </w:rPr>
+        <w:lastRenderedPageBreak/>
+        <w:t>{TITLE</w:t>
+      </w:r>
+      <w:r>
+        <w:rPr>
+          <w:b/>
+          <w:sz w:val="24"/>
+          <w:szCs w:val="24"/>
+        </w:rPr>
+        <w:t>}</w:t>
+      </w:r>
+    </w:p>
+    <w:p>
+      <w:pPr>
+        <w:rPr>
+          <w:sz w:val="20"/>
+          <w:szCs w:val="20"/>
+        </w:rPr>
+      </w:pPr>
+      <w:r>
+        <w:rPr>
+          <w:rFonts w:hint="eastAsia"/>
+          <w:sz w:val="20"/>
+          <w:szCs w:val="20"/>
+        </w:rPr>
+        <w:t>1</w:t>
+      </w:r>
+      <w:r>
+        <w:rPr>
+          <w:rFonts w:hint="eastAsia"/>
+          <w:sz w:val="20"/>
+          <w:szCs w:val="20"/>
+        </w:rPr>
+        <w:t>번</w:t>
+      </w:r>
+      <w:r>
+        <w:rPr>
+          <w:rFonts w:hint="eastAsia"/>
+          <w:sz w:val="20"/>
+          <w:szCs w:val="20"/>
+        </w:rPr>
+        <w:t xml:space="preserve"> </w:t>
+      </w:r>
+      <w:r>
+        <w:rPr>
+          <w:rFonts w:hint="eastAsia"/>
+          <w:sz w:val="20"/>
+          <w:szCs w:val="20"/>
+        </w:rPr>
+        <w:t>답</w:t>
+      </w:r>
+    </w:p>
+    <w:tbl>
+      <w:tblPr>
+        <w:tblStyle w:val="ac"/>
+        <w:tblW w:w="0" w:type="auto"/>
+        <w:tblLook w:val="04A0" w:firstRow="1" w:lastRow="0" w:firstColumn="1" w:lastColumn="0" w:noHBand="0" w:noVBand="1"/>
+      </w:tblPr>
+      <w:tblGrid>
+        <w:gridCol w:w="10752"/>
+      </w:tblGrid>
+      <w:tr>
+        <w:tc>
+          <w:tcPr>
+            <w:tcW w:w="10762" w:type="dxa"/>
+            <w:tcBorders>
+              <w:top w:val="single" w:sz="8" w:space="0" w:color="auto"/>
+              <w:left w:val="single" w:sz="8" w:space="0" w:color="auto"/>
+              <w:bottom w:val="single" w:sz="8" w:space="0" w:color="auto"/>
+              <w:right w:val="single" w:sz="8" w:space="0" w:color="auto"/>
+            </w:tcBorders>
+          </w:tcPr>
+          <w:p>
+            <w:pPr>
+              <w:rPr>
+                <w:sz w:val="20"/>
+                <w:szCs w:val="20"/>
+              </w:rPr>
+            </w:pPr>
+            <w:r>
+              <w:rPr>
+                <w:sz w:val="20"/>
+                <w:szCs w:val="20"/>
+              </w:rPr>
+              <w:t>{</w:t>
+            </w:r>
+            <w:r>
+              <w:rPr>
+                <w:rFonts w:hint="eastAsia"/>
+                <w:sz w:val="20"/>
+                <w:szCs w:val="20"/>
+              </w:rPr>
+              <w:t>A</w:t>
+            </w:r>
+            <w:r>
+              <w:rPr>
+                <w:sz w:val="20"/>
+                <w:szCs w:val="20"/>
+              </w:rPr>
+              <w:t>1}</w:t>
+            </w:r>
+          </w:p>
+        </w:tc>
+      </w:tr>
+    </w:tbl>
+    <w:p>
+      <w:pPr>
+        <w:rPr>
+          <w:sz w:val="20"/>
+          <w:szCs w:val="20"/>
+        </w:rPr>
+      </w:pPr>
+    </w:p>
+    <w:p>
+      <w:pPr>
+        <w:rPr>
+          <w:sz w:val="20"/>
+          <w:szCs w:val="20"/>
+        </w:rPr>
+      </w:pPr>
+      <w:r>
+        <w:rPr>
+          <w:rFonts w:hint="eastAsia"/>
+          <w:sz w:val="20"/>
+          <w:szCs w:val="20"/>
+        </w:rPr>
+        <w:t>2</w:t>
+      </w:r>
+      <w:r>
+        <w:rPr>
+          <w:rFonts w:hint="eastAsia"/>
+          <w:sz w:val="20"/>
+          <w:szCs w:val="20"/>
+        </w:rPr>
+        <w:t>번</w:t>
+      </w:r>
+      <w:r>
+        <w:rPr>
+          <w:rFonts w:hint="eastAsia"/>
+          <w:sz w:val="20"/>
+          <w:szCs w:val="20"/>
+        </w:rPr>
+        <w:t xml:space="preserve"> </w:t>
+      </w:r>
+      <w:r>
+        <w:rPr>
+          <w:rFonts w:hint="eastAsia"/>
+          <w:sz w:val="20"/>
+          <w:szCs w:val="20"/>
+        </w:rPr>
+        <w:t>답</w:t>
+      </w:r>
+    </w:p>
+    <w:tbl>
+      <w:tblPr>
+        <w:tblStyle w:val="ac"/>
+        <w:tblW w:w="0" w:type="auto"/>
+        <w:tblLook w:val="04A0" w:firstRow="1" w:lastRow="0" w:firstColumn="1" w:lastColumn="0" w:noHBand="0" w:noVBand="1"/>
+      </w:tblPr>
+      <w:tblGrid>
+        <w:gridCol w:w="10752"/>
+      </w:tblGrid>
+      <w:tr>
+        <w:tc>
+          <w:tcPr>
+            <w:tcW w:w="10762" w:type="dxa"/>
+            <w:tcBorders>
+              <w:top w:val="single" w:sz="8" w:space="0" w:color="auto"/>
+              <w:left w:val="single" w:sz="8" w:space="0" w:color="auto"/>
+              <w:bottom w:val="single" w:sz="8" w:space="0" w:color="auto"/>
+              <w:right w:val="single" w:sz="8" w:space="0" w:color="auto"/>
+            </w:tcBorders>
+          </w:tcPr>
+          <w:p>
+            <w:pPr>
+              <w:rPr>
+                <w:sz w:val="20"/>
+                <w:szCs w:val="20"/>
+              </w:rPr>
+            </w:pPr>
+            <w:r>
+              <w:rPr>
+                <w:sz w:val="20"/>
+                <w:szCs w:val="20"/>
+              </w:rPr>
+              <w:t>{</w:t>
+            </w:r>
+            <w:r>
+              <w:rPr>
+                <w:rFonts w:hint="eastAsia"/>
+                <w:sz w:val="20"/>
+                <w:szCs w:val="20"/>
+              </w:rPr>
+              <w:t>A2</w:t>
+            </w:r>
+            <w:r>
+              <w:rPr>
+                <w:sz w:val="20"/>
+                <w:szCs w:val="20"/>
+              </w:rPr>
+              <w:t>}</w:t>
+            </w:r>
+          </w:p>
+        </w:tc>
+      </w:tr>
+    </w:tbl>
+    <w:p>
+      <w:pPr>
+        <w:rPr>
+          <w:sz w:val="20"/>
+          <w:szCs w:val="20"/>
+        </w:rPr>
+      </w:pPr>
     </w:p>
     <w:sectPr>
       <w:pgSz w:w="11906" w:h="16838"/>
@@ -31,6 +853,56 @@
     </w:sectPr>
   </w:body>
 </w:document>
+</file>
+
+<file path=word/endnotes.xml><?xml version="1.0" encoding="utf-8"?>
+<w:endnotes xmlns:wpc="http://schemas.microsoft.com/office/word/2010/wordprocessingCanvas" xmlns:cx="http://schemas.microsoft.com/office/drawing/2014/chartex" xmlns:cx1="http://schemas.microsoft.com/office/drawing/2015/9/8/chartex" xmlns:cx2="http://schemas.microsoft.com/office/drawing/2015/10/21/chartex" xmlns:cx3="http://schemas.microsoft.com/office/drawing/2016/5/9/chartex" xmlns:cx4="http://schemas.microsoft.com/office/drawing/2016/5/10/chartex" xmlns:cx5="http://schemas.microsoft.com/office/drawing/2016/5/11/chartex" xmlns:cx6="http://schemas.microsoft.com/office/drawing/2016/5/12/chartex" xmlns:cx7="http://schemas.microsoft.com/office/drawing/2016/5/13/chartex" xmlns:cx8="http://schemas.microsoft.com/office/drawing/2016/5/14/chartex" xmlns:mc="http://schemas.openxmlformats.org/markup-compatibility/2006" xmlns:aink="http://schemas.microsoft.com/office/drawing/2016/ink" xmlns:am3d="http://schemas.microsoft.com/office/drawing/2017/model3d" xmlns:o="urn:schemas-microsoft-com:office:office" xmlns:oel="http://schemas.microsoft.com/office/2019/extlst" xmlns:r="http://schemas.openxmlformats.org/officeDocument/2006/relationships" xmlns:m="http://schemas.openxmlformats.org/officeDocument/2006/math" xmlns:v="urn:schemas-microsoft-com:vml" xmlns:wp14="http://schemas.microsoft.com/office/word/2010/wordprocessingDrawing" xmlns:wp="http://schemas.openxmlformats.org/drawingml/2006/wordprocessingDrawing" xmlns:w10="urn:schemas-microsoft-com:office:word" xmlns:w="http://schemas.openxmlformats.org/wordprocessingml/2006/main" xmlns:w14="http://schemas.microsoft.com/office/word/2010/wordml" xmlns:w15="http://schemas.microsoft.com/office/word/2012/wordml" xmlns:w16cex="http://schemas.microsoft.com/office/word/2018/wordml/cex" xmlns:w16cid="http://schemas.microsoft.com/office/word/2016/wordml/cid" xmlns:w16="http://schemas.microsoft.com/office/word/2018/wordml" xmlns:w16du="http://schemas.microsoft.com/office/word/2023/wordml/word16du" xmlns:w16sdtdh="http://schemas.microsoft.com/office/word/2020/wordml/sdtdatahash" xmlns:w16sdtfl="http://schemas.microsoft.com/office/word/2024/wordml/sdtformatlock" xmlns:w16se="http://schemas.microsoft.com/office/word/2015/wordml/symex" xmlns:wpg="http://schemas.microsoft.com/office/word/2010/wordprocessingGroup" xmlns:wpi="http://schemas.microsoft.com/office/word/2010/wordprocessingInk" xmlns:wne="http://schemas.microsoft.com/office/word/2006/wordml" xmlns:wps="http://schemas.microsoft.com/office/word/2010/wordprocessingShape" mc:Ignorable="w14 w15 w16se w16cid w16 w16cex w16sdtdh w16sdtfl w16du wp14">
+  <w:endnote w:type="separator" w:id="-1">
+    <w:p>
+      <w:pPr>
+        <w:spacing w:after="0"/>
+      </w:pPr>
+      <w:r>
+        <w:separator/>
+      </w:r>
+    </w:p>
+  </w:endnote>
+  <w:endnote w:type="continuationSeparator" w:id="0">
+    <w:p>
+      <w:pPr>
+        <w:spacing w:after="0"/>
+      </w:pPr>
+      <w:r>
+        <w:continuationSeparator/>
+      </w:r>
+    </w:p>
+  </w:endnote>
+</w:endnotes>
+</file>
+
+<file path=word/footnotes.xml><?xml version="1.0" encoding="utf-8"?>
+<w:footnotes xmlns:wpc="http://schemas.microsoft.com/office/word/2010/wordprocessingCanvas" xmlns:cx="http://schemas.microsoft.com/office/drawing/2014/chartex" xmlns:cx1="http://schemas.microsoft.com/office/drawing/2015/9/8/chartex" xmlns:cx2="http://schemas.microsoft.com/office/drawing/2015/10/21/chartex" xmlns:cx3="http://schemas.microsoft.com/office/drawing/2016/5/9/chartex" xmlns:cx4="http://schemas.microsoft.com/office/drawing/2016/5/10/chartex" xmlns:cx5="http://schemas.microsoft.com/office/drawing/2016/5/11/chartex" xmlns:cx6="http://schemas.microsoft.com/office/drawing/2016/5/12/chartex" xmlns:cx7="http://schemas.microsoft.com/office/drawing/2016/5/13/chartex" xmlns:cx8="http://schemas.microsoft.com/office/drawing/2016/5/14/chartex" xmlns:mc="http://schemas.openxmlformats.org/markup-compatibility/2006" xmlns:aink="http://schemas.microsoft.com/office/drawing/2016/ink" xmlns:am3d="http://schemas.microsoft.com/office/drawing/2017/model3d" xmlns:o="urn:schemas-microsoft-com:office:office" xmlns:oel="http://schemas.microsoft.com/office/2019/extlst" xmlns:r="http://schemas.openxmlformats.org/officeDocument/2006/relationships" xmlns:m="http://schemas.openxmlformats.org/officeDocument/2006/math" xmlns:v="urn:schemas-microsoft-com:vml" xmlns:wp14="http://schemas.microsoft.com/office/word/2010/wordprocessingDrawing" xmlns:wp="http://schemas.openxmlformats.org/drawingml/2006/wordprocessingDrawing" xmlns:w10="urn:schemas-microsoft-com:office:word" xmlns:w="http://schemas.openxmlformats.org/wordprocessingml/2006/main" xmlns:w14="http://schemas.microsoft.com/office/word/2010/wordml" xmlns:w15="http://schemas.microsoft.com/office/word/2012/wordml" xmlns:w16cex="http://schemas.microsoft.com/office/word/2018/wordml/cex" xmlns:w16cid="http://schemas.microsoft.com/office/word/2016/wordml/cid" xmlns:w16="http://schemas.microsoft.com/office/word/2018/wordml" xmlns:w16du="http://schemas.microsoft.com/office/word/2023/wordml/word16du" xmlns:w16sdtdh="http://schemas.microsoft.com/office/word/2020/wordml/sdtdatahash" xmlns:w16sdtfl="http://schemas.microsoft.com/office/word/2024/wordml/sdtformatlock" xmlns:w16se="http://schemas.microsoft.com/office/word/2015/wordml/symex" xmlns:wpg="http://schemas.microsoft.com/office/word/2010/wordprocessingGroup" xmlns:wpi="http://schemas.microsoft.com/office/word/2010/wordprocessingInk" xmlns:wne="http://schemas.microsoft.com/office/word/2006/wordml" xmlns:wps="http://schemas.microsoft.com/office/word/2010/wordprocessingShape" mc:Ignorable="w14 w15 w16se w16cid w16 w16cex w16sdtdh w16sdtfl w16du wp14">
+  <w:footnote w:type="separator" w:id="-1">
+    <w:p>
+      <w:pPr>
+        <w:spacing w:after="0"/>
+      </w:pPr>
+      <w:r>
+        <w:separator/>
+      </w:r>
+    </w:p>
+  </w:footnote>
+  <w:footnote w:type="continuationSeparator" w:id="0">
+    <w:p>
+      <w:pPr>
+        <w:spacing w:after="0"/>
+      </w:pPr>
+      <w:r>
+        <w:continuationSeparator/>
+      </w:r>
+    </w:p>
+  </w:footnote>
+</w:footnotes>
 </file>
 
 <file path=word/styles.xml><?xml version="1.0" encoding="utf-8"?>
@@ -945,11 +1817,55 @@
       <w:spacing w:val="5"/>
     </w:rPr>
   </w:style>
-  <w:style w:type="table" w:styleId="aa">
+  <w:style w:type="paragraph" w:styleId="aa">
+    <w:name w:val="header"/>
+    <w:basedOn w:val="a"/>
+    <w:link w:val="Char3"/>
+    <w:uiPriority w:val="99"/>
+    <w:unhideWhenUsed/>
+    <w:rsid w:val="00E453CD"/>
+    <w:pPr>
+      <w:tabs>
+        <w:tab w:val="center" w:pos="4513"/>
+        <w:tab w:val="right" w:pos="9026"/>
+      </w:tabs>
+      <w:snapToGrid w:val="0"/>
+    </w:pPr>
+  </w:style>
+  <w:style w:type="character" w:customStyle="1" w:styleId="Char3">
+    <w:name w:val="머리글 Char"/>
+    <w:basedOn w:val="a0"/>
+    <w:link w:val="aa"/>
+    <w:uiPriority w:val="99"/>
+    <w:rsid w:val="00E453CD"/>
+  </w:style>
+  <w:style w:type="paragraph" w:styleId="ab">
+    <w:name w:val="footer"/>
+    <w:basedOn w:val="a"/>
+    <w:link w:val="Char4"/>
+    <w:uiPriority w:val="99"/>
+    <w:unhideWhenUsed/>
+    <w:rsid w:val="00E453CD"/>
+    <w:pPr>
+      <w:tabs>
+        <w:tab w:val="center" w:pos="4513"/>
+        <w:tab w:val="right" w:pos="9026"/>
+      </w:tabs>
+      <w:snapToGrid w:val="0"/>
+    </w:pPr>
+  </w:style>
+  <w:style w:type="character" w:customStyle="1" w:styleId="Char4">
+    <w:name w:val="바닥글 Char"/>
+    <w:basedOn w:val="a0"/>
+    <w:link w:val="ab"/>
+    <w:uiPriority w:val="99"/>
+    <w:rsid w:val="00E453CD"/>
+  </w:style>
+  <w:style w:type="table" w:styleId="ac">
     <w:name w:val="Table Grid"/>
     <w:basedOn w:val="a1"/>
     <w:uiPriority w:val="39"/>
-    <w:rsid w:val="004B539D"/>
+    <w:rsid w:val="00DF709E"/>
     <w:pPr>
       <w:spacing w:after="0"/>
     </w:pPr>

--- a/templates/beginner.docx
+++ b/templates/beginner.docx
@@ -227,7 +227,38 @@
                 <w:sz w:val="20"/>
                 <w:szCs w:val="20"/>
               </w:rPr>
-              <w:t>{Q1}</w:t>
+              <w:t>{#q1rows}</w:t>
+            </w:r>
+            <w:r>
+              <w:rPr>
+                <w:sz w:val="20"/>
+                <w:szCs w:val="20"/>
+              </w:rPr>
+              <w:br/>
+            </w:r>
+            <w:r>
+              <w:rPr>
+                <w:b/>
+                <w:bCs w:val="0"/>
+                <w:sz w:val="20"/>
+                <w:szCs w:val="20"/>
+              </w:rPr>
+              <w:t>{speaker}</w:t>
+            </w:r>
+            <w:r>
+              <w:rPr>
+                <w:sz w:val="20"/>
+                <w:szCs w:val="20"/>
+              </w:rPr>
+              <w:t>{content}</w:t>
+            </w:r>
+            <w:r>
+              <w:rPr>
+                <w:sz w:val="20"/>
+                <w:szCs w:val="20"/>
+              </w:rPr>
+              <w:br/>
+              <w:t>{/q1rows}</w:t>
             </w:r>
           </w:p>
         </w:tc>
@@ -246,6 +277,21 @@
     </w:p>
     <w:p>
       <w:pPr>
+        <w:rPr>
+          <w:sz w:val="24"/>
+          <w:szCs w:val="24"/>
+        </w:rPr>
+      </w:pPr>
+      <w:r>
+        <w:rPr>
+          <w:sz w:val="24"/>
+          <w:szCs w:val="24"/>
+        </w:rPr>
+        <w:br w:type="page"/>
+      </w:r>
+    </w:p>
+    <w:p>
+      <w:pPr>
         <w:ind w:left="240" w:hangingChars="100" w:hanging="240"/>
         <w:rPr>
           <w:sz w:val="20"/>
@@ -259,6 +305,7 @@
           <w:sz w:val="24"/>
           <w:szCs w:val="24"/>
         </w:rPr>
+        <w:lastRenderedPageBreak/>
         <w:t xml:space="preserve">2. </w:t>
       </w:r>
       <w:r>
@@ -557,9 +604,8 @@
               <w:rPr>
                 <w:sz w:val="20"/>
                 <w:szCs w:val="20"/>
-                <w:lang w:eastAsia="zh-CN"/>
-              </w:rPr>
-              <w:t>{Q</w:t>
+              </w:rPr>
+              <w:t>{#q</w:t>
             </w:r>
             <w:r>
               <w:rPr>
@@ -573,9 +619,54 @@
               <w:rPr>
                 <w:sz w:val="20"/>
                 <w:szCs w:val="20"/>
-                <w:lang w:eastAsia="zh-CN"/>
-              </w:rPr>
-              <w:t>}</w:t>
+              </w:rPr>
+              <w:t>rows}</w:t>
+            </w:r>
+            <w:r>
+              <w:rPr>
+                <w:sz w:val="20"/>
+                <w:szCs w:val="20"/>
+              </w:rPr>
+              <w:br/>
+            </w:r>
+            <w:r>
+              <w:rPr>
+                <w:b/>
+                <w:bCs w:val="0"/>
+                <w:sz w:val="20"/>
+                <w:szCs w:val="20"/>
+              </w:rPr>
+              <w:t>{speaker}</w:t>
+            </w:r>
+            <w:r>
+              <w:rPr>
+                <w:sz w:val="20"/>
+                <w:szCs w:val="20"/>
+              </w:rPr>
+              <w:t>{content}</w:t>
+            </w:r>
+            <w:r>
+              <w:rPr>
+                <w:sz w:val="20"/>
+                <w:szCs w:val="20"/>
+              </w:rPr>
+              <w:br/>
+              <w:t>{/q</w:t>
+            </w:r>
+            <w:r>
+              <w:rPr>
+                <w:rFonts w:hint="eastAsia"/>
+                <w:sz w:val="20"/>
+                <w:szCs w:val="20"/>
+              </w:rPr>
+              <w:t>2</w:t>
+            </w:r>
+            <w:r>
+              <w:rPr>
+                <w:sz w:val="20"/>
+                <w:szCs w:val="20"/>
+              </w:rPr>
+              <w:t>rows}</w:t>
             </w:r>
           </w:p>
         </w:tc>

--- a/templates/beginner.docx
+++ b/templates/beginner.docx
@@ -803,25 +803,28 @@
             </w:pPr>
             <w:r>
               <w:rPr>
-                <w:sz w:val="20"/>
-                <w:szCs w:val="20"/>
-              </w:rPr>
-              <w:t>{</w:t>
+                <w:b/>
+                <w:bCs w:val="0"/>
+                <w:sz w:val="20"/>
+                <w:szCs w:val="20"/>
+              </w:rPr>
+              <w:t>{speaker</w:t>
             </w:r>
             <w:r>
               <w:rPr>
-                <w:rFonts w:hint="eastAsia"/>
-                <w:sz w:val="20"/>
-                <w:szCs w:val="20"/>
-              </w:rPr>
-              <w:t>A</w:t>
+                <w:b/>
+                <w:bCs w:val="0"/>
+                <w:sz w:val="20"/>
+                <w:szCs w:val="20"/>
+              </w:rPr>
+              <w:t>}:</w:t>
             </w:r>
             <w:r>
               <w:rPr>
                 <w:sz w:val="20"/>
                 <w:szCs w:val="20"/>
               </w:rPr>
-              <w:t>1}</w:t>
+              <w:t xml:space="preserve"> {content}</w:t>
             </w:r>
           </w:p>
         </w:tc>
@@ -898,31 +901,36 @@
           <w:p>
             <w:pPr>
               <w:rPr>
+                <w:b/>
+                <w:bCs w:val="0"/>
                 <w:sz w:val="20"/>
                 <w:szCs w:val="20"/>
               </w:rPr>
             </w:pPr>
             <w:r>
               <w:rPr>
-                <w:sz w:val="20"/>
-                <w:szCs w:val="20"/>
-              </w:rPr>
-              <w:t>{</w:t>
+                <w:b/>
+                <w:bCs w:val="0"/>
+                <w:sz w:val="20"/>
+                <w:szCs w:val="20"/>
+              </w:rPr>
+              <w:t>{speaker</w:t>
             </w:r>
             <w:r>
               <w:rPr>
-                <w:rFonts w:hint="eastAsia"/>
-                <w:sz w:val="20"/>
-                <w:szCs w:val="20"/>
-              </w:rPr>
-              <w:t>A2</w:t>
+                <w:b/>
+                <w:bCs w:val="0"/>
+                <w:sz w:val="20"/>
+                <w:szCs w:val="20"/>
+              </w:rPr>
+              <w:t>}:</w:t>
             </w:r>
             <w:r>
               <w:rPr>
                 <w:sz w:val="20"/>
                 <w:szCs w:val="20"/>
               </w:rPr>
-              <w:t>}</w:t>
+              <w:t xml:space="preserve"> {content}</w:t>
             </w:r>
           </w:p>
         </w:tc>

--- a/templates/beginner.docx
+++ b/templates/beginner.docx
@@ -797,34 +797,18 @@
           <w:p>
             <w:pPr>
               <w:rPr>
+                <w:rFonts w:hint="eastAsia"/>
                 <w:sz w:val="20"/>
                 <w:szCs w:val="20"/>
               </w:rPr>
             </w:pPr>
             <w:r>
               <w:rPr>
-                <w:b/>
-                <w:bCs w:val="0"/>
+                <w:rFonts w:hint="eastAsia"/>
                 <w:sz w:val="20"/>
                 <w:szCs w:val="20"/>
               </w:rPr>
-              <w:t>{speaker</w:t>
-            </w:r>
-            <w:r>
-              <w:rPr>
-                <w:b/>
-                <w:bCs w:val="0"/>
-                <w:sz w:val="20"/>
-                <w:szCs w:val="20"/>
-              </w:rPr>
-              <w:t>}:</w:t>
-            </w:r>
-            <w:r>
-              <w:rPr>
-                <w:sz w:val="20"/>
-                <w:szCs w:val="20"/>
-              </w:rPr>
-              <w:t xml:space="preserve"> {content}</w:t>
+              <w:t>{A1}</w:t>
             </w:r>
           </w:p>
         </w:tc>
@@ -901,36 +885,33 @@
           <w:p>
             <w:pPr>
               <w:rPr>
-                <w:b/>
-                <w:bCs w:val="0"/>
                 <w:sz w:val="20"/>
                 <w:szCs w:val="20"/>
               </w:rPr>
             </w:pPr>
             <w:r>
               <w:rPr>
-                <w:b/>
-                <w:bCs w:val="0"/>
+                <w:rFonts w:hint="eastAsia"/>
                 <w:sz w:val="20"/>
                 <w:szCs w:val="20"/>
               </w:rPr>
-              <w:t>{speaker</w:t>
+              <w:t>{A</w:t>
             </w:r>
             <w:r>
               <w:rPr>
-                <w:b/>
-                <w:bCs w:val="0"/>
+                <w:rFonts w:hint="eastAsia"/>
                 <w:sz w:val="20"/>
                 <w:szCs w:val="20"/>
               </w:rPr>
-              <w:t>}:</w:t>
+              <w:t>2</w:t>
             </w:r>
             <w:r>
               <w:rPr>
+                <w:rFonts w:hint="eastAsia"/>
                 <w:sz w:val="20"/>
                 <w:szCs w:val="20"/>
               </w:rPr>
-              <w:t xml:space="preserve"> {content}</w:t>
+              <w:t>}</w:t>
             </w:r>
           </w:p>
         </w:tc>
